--- a/阶段性评审/第二次评审/第二次验收成果物/测试/测试用例设计文档.docx
+++ b/阶段性评审/第二次评审/第二次验收成果物/测试/测试用例设计文档.docx
@@ -3,12 +3,28 @@
 <w:document xmlns:wpc="http://schemas.microsoft.com/office/word/2010/wordprocessingCanvas" xmlns:cx="http://schemas.microsoft.com/office/drawing/2014/chartex" xmlns:cx1="http://schemas.microsoft.com/office/drawing/2015/9/8/chartex" xmlns:cx2="http://schemas.microsoft.com/office/drawing/2015/10/21/chartex" xmlns:cx3="http://schemas.microsoft.com/office/drawing/2016/5/9/chartex" xmlns:cx4="http://schemas.microsoft.com/office/drawing/2016/5/10/chartex" xmlns:cx5="http://schemas.microsoft.com/office/drawing/2016/5/11/chartex" xmlns:cx6="http://schemas.microsoft.com/office/drawing/2016/5/12/chartex" xmlns:cx7="http://schemas.microsoft.com/office/drawing/2016/5/13/chartex" xmlns:cx8="http://schemas.microsoft.com/office/drawing/2016/5/14/chartex" xmlns:mc="http://schemas.openxmlformats.org/markup-compatibility/2006" xmlns:aink="http://schemas.microsoft.com/office/drawing/2016/ink" xmlns:am3d="http://schemas.microsoft.com/office/drawing/2017/model3d" xmlns:o="urn:schemas-microsoft-com:office:office" xmlns:oel="http://schemas.microsoft.com/office/2019/extlst" xmlns:r="http://schemas.openxmlformats.org/officeDocument/2006/relationships" xmlns:m="http://schemas.openxmlformats.org/officeDocument/2006/math" xmlns:v="urn:schemas-microsoft-com:vml" xmlns:wp14="http://schemas.microsoft.com/office/word/2010/wordprocessingDrawing" xmlns:wp="http://schemas.openxmlformats.org/drawingml/2006/wordprocessingDrawing" xmlns:w10="urn:schemas-microsoft-com:office:word" xmlns:w="http://schemas.openxmlformats.org/wordprocessingml/2006/main" xmlns:w14="http://schemas.microsoft.com/office/word/2010/wordml" xmlns:w15="http://schemas.microsoft.com/office/word/2012/wordml" xmlns:w16cex="http://schemas.microsoft.com/office/word/2018/wordml/cex" xmlns:w16cid="http://schemas.microsoft.com/office/word/2016/wordml/cid" xmlns:w16="http://schemas.microsoft.com/office/word/2018/wordml" xmlns:w16du="http://schemas.microsoft.com/office/word/2023/wordml/word16du" xmlns:w16sdtdh="http://schemas.microsoft.com/office/word/2020/wordml/sdtdatahash" xmlns:w16sdtfl="http://schemas.microsoft.com/office/word/2024/wordml/sdtformatlock" xmlns:w16se="http://schemas.microsoft.com/office/word/2015/wordml/symex" xmlns:wpg="http://schemas.microsoft.com/office/word/2010/wordprocessingGroup" xmlns:wpi="http://schemas.microsoft.com/office/word/2010/wordprocessingInk" xmlns:wne="http://schemas.microsoft.com/office/word/2006/wordml" xmlns:wps="http://schemas.microsoft.com/office/word/2010/wordprocessingShape" mc:Ignorable="w14 w15 w16se w16cid w16 w16cex w16sdtdh w16sdtfl w16du wp14">
   <w:body>
     <w:p>
+      <w:pPr>
+        <w:rPr>
+          <w:rFonts w:hint="eastAsia"/>
+        </w:rPr>
+      </w:pPr>
       <w:r>
         <w:t># Litemall商城系统升级测试用例设计文档</w:t>
       </w:r>
     </w:p>
-    <w:p/>
     <w:p>
+      <w:pPr>
+        <w:rPr>
+          <w:rFonts w:hint="eastAsia"/>
+        </w:rPr>
+      </w:pPr>
+    </w:p>
+    <w:p>
+      <w:pPr>
+        <w:rPr>
+          <w:rFonts w:hint="eastAsia"/>
+        </w:rPr>
+      </w:pPr>
       <w:r>
         <w:t>##</w:t>
       </w:r>
@@ -23,6 +39,11 @@
       </w:r>
     </w:p>
     <w:p>
+      <w:pPr>
+        <w:rPr>
+          <w:rFonts w:hint="eastAsia"/>
+        </w:rPr>
+      </w:pPr>
       <w:r>
         <w:t>###</w:t>
       </w:r>
@@ -79,6 +100,7 @@
           <w:p>
             <w:pPr>
               <w:rPr>
+                <w:rFonts w:hint="eastAsia"/>
                 <w:b/>
                 <w:bCs/>
               </w:rPr>
@@ -108,6 +130,7 @@
           <w:p>
             <w:pPr>
               <w:rPr>
+                <w:rFonts w:hint="eastAsia"/>
                 <w:b/>
                 <w:bCs/>
               </w:rPr>
@@ -137,6 +160,7 @@
           <w:p>
             <w:pPr>
               <w:rPr>
+                <w:rFonts w:hint="eastAsia"/>
                 <w:b/>
                 <w:bCs/>
               </w:rPr>
@@ -166,6 +190,11 @@
             <w:hideMark/>
           </w:tcPr>
           <w:p>
+            <w:pPr>
+              <w:rPr>
+                <w:rFonts w:hint="eastAsia"/>
+              </w:rPr>
+            </w:pPr>
             <w:r>
               <w:t>A.1.1</w:t>
             </w:r>
@@ -185,6 +214,11 @@
             <w:hideMark/>
           </w:tcPr>
           <w:p>
+            <w:pPr>
+              <w:rPr>
+                <w:rFonts w:hint="eastAsia"/>
+              </w:rPr>
+            </w:pPr>
             <w:r>
               <w:t>同时发布多个商品</w:t>
             </w:r>
@@ -204,6 +238,11 @@
             <w:hideMark/>
           </w:tcPr>
           <w:p>
+            <w:pPr>
+              <w:rPr>
+                <w:rFonts w:hint="eastAsia"/>
+              </w:rPr>
+            </w:pPr>
             <w:r>
               <w:t>高</w:t>
             </w:r>
@@ -225,6 +264,11 @@
             <w:hideMark/>
           </w:tcPr>
           <w:p>
+            <w:pPr>
+              <w:rPr>
+                <w:rFonts w:hint="eastAsia"/>
+              </w:rPr>
+            </w:pPr>
             <w:r>
               <w:t>A.1.2</w:t>
             </w:r>
@@ -244,6 +288,11 @@
             <w:hideMark/>
           </w:tcPr>
           <w:p>
+            <w:pPr>
+              <w:rPr>
+                <w:rFonts w:hint="eastAsia"/>
+              </w:rPr>
+            </w:pPr>
             <w:r>
               <w:t>商品支持 2 级类别管理</w:t>
             </w:r>
@@ -263,6 +312,11 @@
             <w:hideMark/>
           </w:tcPr>
           <w:p>
+            <w:pPr>
+              <w:rPr>
+                <w:rFonts w:hint="eastAsia"/>
+              </w:rPr>
+            </w:pPr>
             <w:r>
               <w:t>高</w:t>
             </w:r>
@@ -284,6 +338,11 @@
             <w:hideMark/>
           </w:tcPr>
           <w:p>
+            <w:pPr>
+              <w:rPr>
+                <w:rFonts w:hint="eastAsia"/>
+              </w:rPr>
+            </w:pPr>
             <w:r>
               <w:t>A.1.3</w:t>
             </w:r>
@@ -303,6 +362,11 @@
             <w:hideMark/>
           </w:tcPr>
           <w:p>
+            <w:pPr>
+              <w:rPr>
+                <w:rFonts w:hint="eastAsia"/>
+              </w:rPr>
+            </w:pPr>
             <w:r>
               <w:t>库存为 0 时商品自动下架</w:t>
             </w:r>
@@ -322,6 +386,11 @@
             <w:hideMark/>
           </w:tcPr>
           <w:p>
+            <w:pPr>
+              <w:rPr>
+                <w:rFonts w:hint="eastAsia"/>
+              </w:rPr>
+            </w:pPr>
             <w:r>
               <w:t>高</w:t>
             </w:r>
@@ -343,6 +412,11 @@
             <w:hideMark/>
           </w:tcPr>
           <w:p>
+            <w:pPr>
+              <w:rPr>
+                <w:rFonts w:hint="eastAsia"/>
+              </w:rPr>
+            </w:pPr>
             <w:r>
               <w:t>A.1.4</w:t>
             </w:r>
@@ -362,6 +436,11 @@
             <w:hideMark/>
           </w:tcPr>
           <w:p>
+            <w:pPr>
+              <w:rPr>
+                <w:rFonts w:hint="eastAsia"/>
+              </w:rPr>
+            </w:pPr>
             <w:r>
               <w:t>商品可通过浏览和搜索方式查找</w:t>
             </w:r>
@@ -381,6 +460,11 @@
             <w:hideMark/>
           </w:tcPr>
           <w:p>
+            <w:pPr>
+              <w:rPr>
+                <w:rFonts w:hint="eastAsia"/>
+              </w:rPr>
+            </w:pPr>
             <w:r>
               <w:t>高</w:t>
             </w:r>
@@ -402,6 +486,11 @@
             <w:hideMark/>
           </w:tcPr>
           <w:p>
+            <w:pPr>
+              <w:rPr>
+                <w:rFonts w:hint="eastAsia"/>
+              </w:rPr>
+            </w:pPr>
             <w:r>
               <w:t>A.1.5</w:t>
             </w:r>
@@ -421,6 +510,11 @@
             <w:hideMark/>
           </w:tcPr>
           <w:p>
+            <w:pPr>
+              <w:rPr>
+                <w:rFonts w:hint="eastAsia"/>
+              </w:rPr>
+            </w:pPr>
             <w:r>
               <w:t>商品图片支持多张，商品描述支持富媒体</w:t>
             </w:r>
@@ -440,6 +534,11 @@
             <w:hideMark/>
           </w:tcPr>
           <w:p>
+            <w:pPr>
+              <w:rPr>
+                <w:rFonts w:hint="eastAsia"/>
+              </w:rPr>
+            </w:pPr>
             <w:r>
               <w:t>中</w:t>
             </w:r>
@@ -447,8 +546,19 @@
         </w:tc>
       </w:tr>
     </w:tbl>
-    <w:p/>
     <w:p>
+      <w:pPr>
+        <w:rPr>
+          <w:rFonts w:hint="eastAsia"/>
+        </w:rPr>
+      </w:pPr>
+    </w:p>
+    <w:p>
+      <w:pPr>
+        <w:rPr>
+          <w:rFonts w:hint="eastAsia"/>
+        </w:rPr>
+      </w:pPr>
       <w:r>
         <w:t>###</w:t>
       </w:r>
@@ -505,6 +615,7 @@
           <w:p>
             <w:pPr>
               <w:rPr>
+                <w:rFonts w:hint="eastAsia"/>
                 <w:b/>
                 <w:bCs/>
               </w:rPr>
@@ -534,6 +645,7 @@
           <w:p>
             <w:pPr>
               <w:rPr>
+                <w:rFonts w:hint="eastAsia"/>
                 <w:b/>
                 <w:bCs/>
               </w:rPr>
@@ -563,6 +675,7 @@
           <w:p>
             <w:pPr>
               <w:rPr>
+                <w:rFonts w:hint="eastAsia"/>
                 <w:b/>
                 <w:bCs/>
               </w:rPr>
@@ -592,6 +705,11 @@
             <w:hideMark/>
           </w:tcPr>
           <w:p>
+            <w:pPr>
+              <w:rPr>
+                <w:rFonts w:hint="eastAsia"/>
+              </w:rPr>
+            </w:pPr>
             <w:r>
               <w:t>A.2.1</w:t>
             </w:r>
@@ -611,6 +729,11 @@
             <w:hideMark/>
           </w:tcPr>
           <w:p>
+            <w:pPr>
+              <w:rPr>
+                <w:rFonts w:hint="eastAsia"/>
+              </w:rPr>
+            </w:pPr>
             <w:r>
               <w:t>客户自由注册（用户名、密码、电话、默认交易地点）</w:t>
             </w:r>
@@ -630,6 +753,11 @@
             <w:hideMark/>
           </w:tcPr>
           <w:p>
+            <w:pPr>
+              <w:rPr>
+                <w:rFonts w:hint="eastAsia"/>
+              </w:rPr>
+            </w:pPr>
             <w:r>
               <w:t>高</w:t>
             </w:r>
@@ -651,6 +779,11 @@
             <w:hideMark/>
           </w:tcPr>
           <w:p>
+            <w:pPr>
+              <w:rPr>
+                <w:rFonts w:hint="eastAsia"/>
+              </w:rPr>
+            </w:pPr>
             <w:r>
               <w:t>A.2.2</w:t>
             </w:r>
@@ -670,6 +803,11 @@
             <w:hideMark/>
           </w:tcPr>
           <w:p>
+            <w:pPr>
+              <w:rPr>
+                <w:rFonts w:hint="eastAsia"/>
+              </w:rPr>
+            </w:pPr>
             <w:r>
               <w:t>客户登录后查看历史下单记录</w:t>
             </w:r>
@@ -689,6 +827,11 @@
             <w:hideMark/>
           </w:tcPr>
           <w:p>
+            <w:pPr>
+              <w:rPr>
+                <w:rFonts w:hint="eastAsia"/>
+              </w:rPr>
+            </w:pPr>
             <w:r>
               <w:t>高</w:t>
             </w:r>
@@ -710,6 +853,11 @@
             <w:hideMark/>
           </w:tcPr>
           <w:p>
+            <w:pPr>
+              <w:rPr>
+                <w:rFonts w:hint="eastAsia"/>
+              </w:rPr>
+            </w:pPr>
             <w:r>
               <w:t>A.2.3</w:t>
             </w:r>
@@ -729,6 +877,11 @@
             <w:hideMark/>
           </w:tcPr>
           <w:p>
+            <w:pPr>
+              <w:rPr>
+                <w:rFonts w:hint="eastAsia"/>
+              </w:rPr>
+            </w:pPr>
             <w:r>
               <w:t>商家查看所有注册客户信息及购买历史</w:t>
             </w:r>
@@ -748,6 +901,11 @@
             <w:hideMark/>
           </w:tcPr>
           <w:p>
+            <w:pPr>
+              <w:rPr>
+                <w:rFonts w:hint="eastAsia"/>
+              </w:rPr>
+            </w:pPr>
             <w:r>
               <w:t>高</w:t>
             </w:r>
@@ -755,8 +913,19 @@
         </w:tc>
       </w:tr>
     </w:tbl>
-    <w:p/>
     <w:p>
+      <w:pPr>
+        <w:rPr>
+          <w:rFonts w:hint="eastAsia"/>
+        </w:rPr>
+      </w:pPr>
+    </w:p>
+    <w:p>
+      <w:pPr>
+        <w:rPr>
+          <w:rFonts w:hint="eastAsia"/>
+        </w:rPr>
+      </w:pPr>
       <w:r>
         <w:t>##</w:t>
       </w:r>
@@ -771,6 +940,11 @@
       </w:r>
     </w:p>
     <w:p>
+      <w:pPr>
+        <w:rPr>
+          <w:rFonts w:hint="eastAsia"/>
+        </w:rPr>
+      </w:pPr>
       <w:r>
         <w:t>###</w:t>
       </w:r>
@@ -785,37 +959,78 @@
       </w:r>
     </w:p>
     <w:p>
+      <w:pPr>
+        <w:rPr>
+          <w:rFonts w:hint="eastAsia"/>
+        </w:rPr>
+      </w:pPr>
       <w:r>
         <w:t>本次测试用例设计采用以下方法：</w:t>
       </w:r>
     </w:p>
     <w:p>
+      <w:pPr>
+        <w:rPr>
+          <w:rFonts w:hint="eastAsia"/>
+        </w:rPr>
+      </w:pPr>
       <w:r>
         <w:t>1. 功能分析法：根据每个功能点拆分为多个测试场景</w:t>
       </w:r>
     </w:p>
     <w:p>
+      <w:pPr>
+        <w:rPr>
+          <w:rFonts w:hint="eastAsia"/>
+        </w:rPr>
+      </w:pPr>
       <w:r>
         <w:t>2. 等价类划分：将输入数据分为有效和无效等价类</w:t>
       </w:r>
     </w:p>
     <w:p>
+      <w:pPr>
+        <w:rPr>
+          <w:rFonts w:hint="eastAsia"/>
+        </w:rPr>
+      </w:pPr>
       <w:r>
         <w:t>3. 边界值分析：测试临界值和极限情况</w:t>
       </w:r>
     </w:p>
     <w:p>
+      <w:pPr>
+        <w:rPr>
+          <w:rFonts w:hint="eastAsia"/>
+        </w:rPr>
+      </w:pPr>
       <w:r>
         <w:t>4. 场景法：模拟用户真实操作流程</w:t>
       </w:r>
     </w:p>
     <w:p>
+      <w:pPr>
+        <w:rPr>
+          <w:rFonts w:hint="eastAsia"/>
+        </w:rPr>
+      </w:pPr>
       <w:r>
         <w:t>5. 异常推测法：基于经验推断可能出现的错误场景</w:t>
       </w:r>
     </w:p>
-    <w:p/>
     <w:p>
+      <w:pPr>
+        <w:rPr>
+          <w:rFonts w:hint="eastAsia"/>
+        </w:rPr>
+      </w:pPr>
+    </w:p>
+    <w:p>
+      <w:pPr>
+        <w:rPr>
+          <w:rFonts w:hint="eastAsia"/>
+        </w:rPr>
+      </w:pPr>
       <w:r>
         <w:t xml:space="preserve">### </w:t>
       </w:r>
@@ -830,22 +1045,48 @@
       </w:r>
     </w:p>
     <w:p>
+      <w:pPr>
+        <w:rPr>
+          <w:rFonts w:hint="eastAsia"/>
+        </w:rPr>
+      </w:pPr>
       <w:r>
         <w:t>正向测试：验证功能正常工作的场景</w:t>
       </w:r>
     </w:p>
     <w:p>
+      <w:pPr>
+        <w:rPr>
+          <w:rFonts w:hint="eastAsia"/>
+        </w:rPr>
+      </w:pPr>
       <w:r>
         <w:t>反向测试：验证系统对错误输入的处理</w:t>
       </w:r>
     </w:p>
     <w:p>
+      <w:pPr>
+        <w:rPr>
+          <w:rFonts w:hint="eastAsia"/>
+        </w:rPr>
+      </w:pPr>
       <w:r>
         <w:t>边界测试：测试系统在极限条件下的表现</w:t>
       </w:r>
     </w:p>
-    <w:p/>
     <w:p>
+      <w:pPr>
+        <w:rPr>
+          <w:rFonts w:hint="eastAsia"/>
+        </w:rPr>
+      </w:pPr>
+    </w:p>
+    <w:p>
+      <w:pPr>
+        <w:rPr>
+          <w:rFonts w:hint="eastAsia"/>
+        </w:rPr>
+      </w:pPr>
       <w:r>
         <w:t xml:space="preserve">## </w:t>
       </w:r>
@@ -860,6 +1101,11 @@
       </w:r>
     </w:p>
     <w:p>
+      <w:pPr>
+        <w:rPr>
+          <w:rFonts w:hint="eastAsia"/>
+        </w:rPr>
+      </w:pPr>
       <w:r>
         <w:lastRenderedPageBreak/>
         <w:t xml:space="preserve">### </w:t>
@@ -875,6 +1121,11 @@
       </w:r>
     </w:p>
     <w:p>
+      <w:pPr>
+        <w:rPr>
+          <w:rFonts w:hint="eastAsia"/>
+        </w:rPr>
+      </w:pPr>
       <w:r>
         <w:t>#### TC_GOODS_001 - 批量添加商品（正向测试）</w:t>
       </w:r>
@@ -899,7 +1150,7 @@
       </w:tblPr>
       <w:tblGrid>
         <w:gridCol w:w="1380"/>
-        <w:gridCol w:w="6000"/>
+        <w:gridCol w:w="5422"/>
       </w:tblGrid>
       <w:tr>
         <w:trPr>
@@ -921,6 +1172,7 @@
           <w:p>
             <w:pPr>
               <w:rPr>
+                <w:rFonts w:hint="eastAsia"/>
                 <w:b/>
                 <w:bCs/>
               </w:rPr>
@@ -950,6 +1202,7 @@
           <w:p>
             <w:pPr>
               <w:rPr>
+                <w:rFonts w:hint="eastAsia"/>
                 <w:b/>
                 <w:bCs/>
               </w:rPr>
@@ -979,6 +1232,11 @@
             <w:hideMark/>
           </w:tcPr>
           <w:p>
+            <w:pPr>
+              <w:rPr>
+                <w:rFonts w:hint="eastAsia"/>
+              </w:rPr>
+            </w:pPr>
             <w:r>
               <w:rPr>
                 <w:b/>
@@ -1002,6 +1260,11 @@
             <w:hideMark/>
           </w:tcPr>
           <w:p>
+            <w:pPr>
+              <w:rPr>
+                <w:rFonts w:hint="eastAsia"/>
+              </w:rPr>
+            </w:pPr>
             <w:r>
               <w:t>验证系统是否支持同时发布多个商品并正确保存</w:t>
             </w:r>
@@ -1023,6 +1286,11 @@
             <w:hideMark/>
           </w:tcPr>
           <w:p>
+            <w:pPr>
+              <w:rPr>
+                <w:rFonts w:hint="eastAsia"/>
+              </w:rPr>
+            </w:pPr>
             <w:r>
               <w:rPr>
                 <w:b/>
@@ -1046,6 +1314,11 @@
             <w:hideMark/>
           </w:tcPr>
           <w:p>
+            <w:pPr>
+              <w:rPr>
+                <w:rFonts w:hint="eastAsia"/>
+              </w:rPr>
+            </w:pPr>
             <w:r>
               <w:t>管理后台</w:t>
             </w:r>
@@ -1067,6 +1340,11 @@
             <w:hideMark/>
           </w:tcPr>
           <w:p>
+            <w:pPr>
+              <w:rPr>
+                <w:rFonts w:hint="eastAsia"/>
+              </w:rPr>
+            </w:pPr>
             <w:r>
               <w:rPr>
                 <w:b/>
@@ -1090,6 +1368,11 @@
             <w:hideMark/>
           </w:tcPr>
           <w:p>
+            <w:pPr>
+              <w:rPr>
+                <w:rFonts w:hint="eastAsia"/>
+              </w:rPr>
+            </w:pPr>
             <w:r>
               <w:t>管理员已登录系统</w:t>
             </w:r>
@@ -1111,6 +1394,11 @@
             <w:hideMark/>
           </w:tcPr>
           <w:p>
+            <w:pPr>
+              <w:rPr>
+                <w:rFonts w:hint="eastAsia"/>
+              </w:rPr>
+            </w:pPr>
             <w:r>
               <w:rPr>
                 <w:b/>
@@ -1134,21 +1422,41 @@
             <w:hideMark/>
           </w:tcPr>
           <w:p>
+            <w:pPr>
+              <w:rPr>
+                <w:rFonts w:hint="eastAsia"/>
+              </w:rPr>
+            </w:pPr>
             <w:r>
               <w:t>1. 进入商品管理页面</w:t>
             </w:r>
           </w:p>
           <w:p>
+            <w:pPr>
+              <w:rPr>
+                <w:rFonts w:hint="eastAsia"/>
+              </w:rPr>
+            </w:pPr>
             <w:r>
               <w:t>2. 点击 “批量发布” 按钮</w:t>
             </w:r>
           </w:p>
           <w:p>
+            <w:pPr>
+              <w:rPr>
+                <w:rFonts w:hint="eastAsia"/>
+              </w:rPr>
+            </w:pPr>
             <w:r>
               <w:t>3. 填写多个商品的基本信息（名称、编码、价格等）</w:t>
             </w:r>
           </w:p>
           <w:p>
+            <w:pPr>
+              <w:rPr>
+                <w:rFonts w:hint="eastAsia"/>
+              </w:rPr>
+            </w:pPr>
             <w:r>
               <w:t>4. 点击 “提交” 按钮</w:t>
             </w:r>
@@ -1170,6 +1478,11 @@
             <w:hideMark/>
           </w:tcPr>
           <w:p>
+            <w:pPr>
+              <w:rPr>
+                <w:rFonts w:hint="eastAsia"/>
+              </w:rPr>
+            </w:pPr>
             <w:r>
               <w:rPr>
                 <w:b/>
@@ -1193,16 +1506,31 @@
             <w:hideMark/>
           </w:tcPr>
           <w:p>
+            <w:pPr>
+              <w:rPr>
+                <w:rFonts w:hint="eastAsia"/>
+              </w:rPr>
+            </w:pPr>
             <w:r>
               <w:t>1. 所有商品发布成功</w:t>
             </w:r>
           </w:p>
           <w:p>
+            <w:pPr>
+              <w:rPr>
+                <w:rFonts w:hint="eastAsia"/>
+              </w:rPr>
+            </w:pPr>
             <w:r>
               <w:t>2. 在商品列表中可查看到全部新添加的商品</w:t>
             </w:r>
           </w:p>
           <w:p>
+            <w:pPr>
+              <w:rPr>
+                <w:rFonts w:hint="eastAsia"/>
+              </w:rPr>
+            </w:pPr>
             <w:r>
               <w:t>3. 每个商品信息与输入一致</w:t>
             </w:r>
@@ -1224,6 +1552,11 @@
             <w:hideMark/>
           </w:tcPr>
           <w:p>
+            <w:pPr>
+              <w:rPr>
+                <w:rFonts w:hint="eastAsia"/>
+              </w:rPr>
+            </w:pPr>
             <w:r>
               <w:rPr>
                 <w:b/>
@@ -1247,59 +1580,31 @@
             <w:hideMark/>
           </w:tcPr>
           <w:p>
+            <w:pPr>
+              <w:rPr>
+                <w:rFonts w:hint="eastAsia"/>
+              </w:rPr>
+            </w:pPr>
             <w:r>
               <w:t>2-5 个不同信息的商品数据</w:t>
             </w:r>
           </w:p>
         </w:tc>
       </w:tr>
-      <w:tr>
-        <w:tc>
-          <w:tcPr>
-            <w:tcW w:w="0" w:type="auto"/>
-            <w:shd w:val="clear" w:color="auto" w:fill="FFFFFF"/>
-            <w:tcMar>
-              <w:top w:w="180" w:type="dxa"/>
-              <w:left w:w="270" w:type="dxa"/>
-              <w:bottom w:w="180" w:type="dxa"/>
-              <w:right w:w="270" w:type="dxa"/>
-            </w:tcMar>
-            <w:vAlign w:val="center"/>
-            <w:hideMark/>
-          </w:tcPr>
-          <w:p>
-            <w:r>
-              <w:rPr>
-                <w:b/>
-                <w:bCs/>
-              </w:rPr>
-              <w:t>风险点</w:t>
-            </w:r>
-          </w:p>
-        </w:tc>
-        <w:tc>
-          <w:tcPr>
-            <w:tcW w:w="0" w:type="auto"/>
-            <w:shd w:val="clear" w:color="auto" w:fill="FFFFFF"/>
-            <w:tcMar>
-              <w:top w:w="180" w:type="dxa"/>
-              <w:left w:w="270" w:type="dxa"/>
-              <w:bottom w:w="180" w:type="dxa"/>
-              <w:right w:w="270" w:type="dxa"/>
-            </w:tcMar>
-            <w:vAlign w:val="center"/>
-            <w:hideMark/>
-          </w:tcPr>
-          <w:p>
-            <w:r>
-              <w:t>批量添加时可能因网络或服务器负载导致部分商品添加失败</w:t>
-            </w:r>
-          </w:p>
-        </w:tc>
-      </w:tr>
     </w:tbl>
-    <w:p/>
     <w:p>
+      <w:pPr>
+        <w:rPr>
+          <w:rFonts w:hint="eastAsia"/>
+        </w:rPr>
+      </w:pPr>
+    </w:p>
+    <w:p>
+      <w:pPr>
+        <w:rPr>
+          <w:rFonts w:hint="eastAsia"/>
+        </w:rPr>
+      </w:pPr>
       <w:r>
         <w:t>#### TC_GOODS_002 - 批量发布商品失败处理（反向测试）</w:t>
       </w:r>
@@ -1346,6 +1651,7 @@
           <w:p>
             <w:pPr>
               <w:rPr>
+                <w:rFonts w:hint="eastAsia"/>
                 <w:b/>
                 <w:bCs/>
               </w:rPr>
@@ -1375,6 +1681,7 @@
           <w:p>
             <w:pPr>
               <w:rPr>
+                <w:rFonts w:hint="eastAsia"/>
                 <w:b/>
                 <w:bCs/>
               </w:rPr>
@@ -1404,6 +1711,11 @@
             <w:hideMark/>
           </w:tcPr>
           <w:p>
+            <w:pPr>
+              <w:rPr>
+                <w:rFonts w:hint="eastAsia"/>
+              </w:rPr>
+            </w:pPr>
             <w:r>
               <w:rPr>
                 <w:b/>
@@ -1427,6 +1739,11 @@
             <w:hideMark/>
           </w:tcPr>
           <w:p>
+            <w:pPr>
+              <w:rPr>
+                <w:rFonts w:hint="eastAsia"/>
+              </w:rPr>
+            </w:pPr>
             <w:r>
               <w:t>验证批量发布时部分商品信息错误的处理机制</w:t>
             </w:r>
@@ -1448,6 +1765,11 @@
             <w:hideMark/>
           </w:tcPr>
           <w:p>
+            <w:pPr>
+              <w:rPr>
+                <w:rFonts w:hint="eastAsia"/>
+              </w:rPr>
+            </w:pPr>
             <w:r>
               <w:rPr>
                 <w:b/>
@@ -1471,6 +1793,11 @@
             <w:hideMark/>
           </w:tcPr>
           <w:p>
+            <w:pPr>
+              <w:rPr>
+                <w:rFonts w:hint="eastAsia"/>
+              </w:rPr>
+            </w:pPr>
             <w:r>
               <w:t>管理后台</w:t>
             </w:r>
@@ -1492,6 +1819,11 @@
             <w:hideMark/>
           </w:tcPr>
           <w:p>
+            <w:pPr>
+              <w:rPr>
+                <w:rFonts w:hint="eastAsia"/>
+              </w:rPr>
+            </w:pPr>
             <w:r>
               <w:rPr>
                 <w:b/>
@@ -1515,6 +1847,11 @@
             <w:hideMark/>
           </w:tcPr>
           <w:p>
+            <w:pPr>
+              <w:rPr>
+                <w:rFonts w:hint="eastAsia"/>
+              </w:rPr>
+            </w:pPr>
             <w:r>
               <w:t>管理员已登录系统</w:t>
             </w:r>
@@ -1536,6 +1873,11 @@
             <w:hideMark/>
           </w:tcPr>
           <w:p>
+            <w:pPr>
+              <w:rPr>
+                <w:rFonts w:hint="eastAsia"/>
+              </w:rPr>
+            </w:pPr>
             <w:r>
               <w:rPr>
                 <w:b/>
@@ -1559,21 +1901,41 @@
             <w:hideMark/>
           </w:tcPr>
           <w:p>
+            <w:pPr>
+              <w:rPr>
+                <w:rFonts w:hint="eastAsia"/>
+              </w:rPr>
+            </w:pPr>
             <w:r>
               <w:t>1. 进入商品管理页面</w:t>
             </w:r>
           </w:p>
           <w:p>
+            <w:pPr>
+              <w:rPr>
+                <w:rFonts w:hint="eastAsia"/>
+              </w:rPr>
+            </w:pPr>
             <w:r>
               <w:t>2. 点击 “批量发布” 按钮</w:t>
             </w:r>
           </w:p>
           <w:p>
+            <w:pPr>
+              <w:rPr>
+                <w:rFonts w:hint="eastAsia"/>
+              </w:rPr>
+            </w:pPr>
             <w:r>
               <w:t>3. 填写部分正确、部分错误的商品信息</w:t>
             </w:r>
           </w:p>
           <w:p>
+            <w:pPr>
+              <w:rPr>
+                <w:rFonts w:hint="eastAsia"/>
+              </w:rPr>
+            </w:pPr>
             <w:r>
               <w:t>4. 点击 “提交” 按钮</w:t>
             </w:r>
@@ -1595,6 +1957,11 @@
             <w:hideMark/>
           </w:tcPr>
           <w:p>
+            <w:pPr>
+              <w:rPr>
+                <w:rFonts w:hint="eastAsia"/>
+              </w:rPr>
+            </w:pPr>
             <w:r>
               <w:rPr>
                 <w:b/>
@@ -1618,16 +1985,31 @@
             <w:hideMark/>
           </w:tcPr>
           <w:p>
+            <w:pPr>
+              <w:rPr>
+                <w:rFonts w:hint="eastAsia"/>
+              </w:rPr>
+            </w:pPr>
             <w:r>
               <w:t>1. 系统提示错误信息</w:t>
             </w:r>
           </w:p>
           <w:p>
+            <w:pPr>
+              <w:rPr>
+                <w:rFonts w:hint="eastAsia"/>
+              </w:rPr>
+            </w:pPr>
             <w:r>
               <w:t>2. 错误商品不被添加</w:t>
             </w:r>
           </w:p>
           <w:p>
+            <w:pPr>
+              <w:rPr>
+                <w:rFonts w:hint="eastAsia"/>
+              </w:rPr>
+            </w:pPr>
             <w:r>
               <w:t>3. 正确商品是否添加取决于系统的事务处理机制</w:t>
             </w:r>
@@ -1649,12 +2031,16 @@
             <w:hideMark/>
           </w:tcPr>
           <w:p>
-            <w:r>
-              <w:rPr>
-                <w:b/>
-                <w:bCs/>
-              </w:rPr>
-              <w:lastRenderedPageBreak/>
+            <w:pPr>
+              <w:rPr>
+                <w:rFonts w:hint="eastAsia"/>
+              </w:rPr>
+            </w:pPr>
+            <w:r>
+              <w:rPr>
+                <w:b/>
+                <w:bCs/>
+              </w:rPr>
               <w:t>测试数据</w:t>
             </w:r>
           </w:p>
@@ -1673,59 +2059,31 @@
             <w:hideMark/>
           </w:tcPr>
           <w:p>
+            <w:pPr>
+              <w:rPr>
+                <w:rFonts w:hint="eastAsia"/>
+              </w:rPr>
+            </w:pPr>
             <w:r>
               <w:t>混合正确与错误格式的数据</w:t>
             </w:r>
           </w:p>
         </w:tc>
       </w:tr>
-      <w:tr>
-        <w:tc>
-          <w:tcPr>
-            <w:tcW w:w="0" w:type="auto"/>
-            <w:shd w:val="clear" w:color="auto" w:fill="FFFFFF"/>
-            <w:tcMar>
-              <w:top w:w="180" w:type="dxa"/>
-              <w:left w:w="270" w:type="dxa"/>
-              <w:bottom w:w="180" w:type="dxa"/>
-              <w:right w:w="270" w:type="dxa"/>
-            </w:tcMar>
-            <w:vAlign w:val="center"/>
-            <w:hideMark/>
-          </w:tcPr>
-          <w:p>
-            <w:r>
-              <w:rPr>
-                <w:b/>
-                <w:bCs/>
-              </w:rPr>
-              <w:t>风险点</w:t>
-            </w:r>
-          </w:p>
-        </w:tc>
-        <w:tc>
-          <w:tcPr>
-            <w:tcW w:w="0" w:type="auto"/>
-            <w:shd w:val="clear" w:color="auto" w:fill="FFFFFF"/>
-            <w:tcMar>
-              <w:top w:w="180" w:type="dxa"/>
-              <w:left w:w="270" w:type="dxa"/>
-              <w:bottom w:w="180" w:type="dxa"/>
-              <w:right w:w="270" w:type="dxa"/>
-            </w:tcMar>
-            <w:vAlign w:val="center"/>
-            <w:hideMark/>
-          </w:tcPr>
-          <w:p>
-            <w:r>
-              <w:t>错误处理不当可能导致数据不一致</w:t>
-            </w:r>
-          </w:p>
-        </w:tc>
-      </w:tr>
     </w:tbl>
-    <w:p/>
     <w:p>
+      <w:pPr>
+        <w:rPr>
+          <w:rFonts w:hint="eastAsia"/>
+        </w:rPr>
+      </w:pPr>
+    </w:p>
+    <w:p>
+      <w:pPr>
+        <w:rPr>
+          <w:rFonts w:hint="eastAsia"/>
+        </w:rPr>
+      </w:pPr>
       <w:r>
         <w:t xml:space="preserve">### </w:t>
       </w:r>
@@ -1740,6 +2098,11 @@
       </w:r>
     </w:p>
     <w:p>
+      <w:pPr>
+        <w:rPr>
+          <w:rFonts w:hint="eastAsia"/>
+        </w:rPr>
+      </w:pPr>
       <w:r>
         <w:t>#### TC_GOODS_003 - 创建二级分类（正向测试）</w:t>
       </w:r>
@@ -1786,6 +2149,7 @@
           <w:p>
             <w:pPr>
               <w:rPr>
+                <w:rFonts w:hint="eastAsia"/>
                 <w:b/>
                 <w:bCs/>
               </w:rPr>
@@ -1815,6 +2179,7 @@
           <w:p>
             <w:pPr>
               <w:rPr>
+                <w:rFonts w:hint="eastAsia"/>
                 <w:b/>
                 <w:bCs/>
               </w:rPr>
@@ -1844,6 +2209,11 @@
             <w:hideMark/>
           </w:tcPr>
           <w:p>
+            <w:pPr>
+              <w:rPr>
+                <w:rFonts w:hint="eastAsia"/>
+              </w:rPr>
+            </w:pPr>
             <w:r>
               <w:rPr>
                 <w:b/>
@@ -1867,6 +2237,11 @@
             <w:hideMark/>
           </w:tcPr>
           <w:p>
+            <w:pPr>
+              <w:rPr>
+                <w:rFonts w:hint="eastAsia"/>
+              </w:rPr>
+            </w:pPr>
             <w:r>
               <w:t>验证系统是否支持创建和管理二级分类</w:t>
             </w:r>
@@ -1888,6 +2263,11 @@
             <w:hideMark/>
           </w:tcPr>
           <w:p>
+            <w:pPr>
+              <w:rPr>
+                <w:rFonts w:hint="eastAsia"/>
+              </w:rPr>
+            </w:pPr>
             <w:r>
               <w:rPr>
                 <w:b/>
@@ -1911,6 +2291,11 @@
             <w:hideMark/>
           </w:tcPr>
           <w:p>
+            <w:pPr>
+              <w:rPr>
+                <w:rFonts w:hint="eastAsia"/>
+              </w:rPr>
+            </w:pPr>
             <w:r>
               <w:t>管理后台</w:t>
             </w:r>
@@ -1932,6 +2317,11 @@
             <w:hideMark/>
           </w:tcPr>
           <w:p>
+            <w:pPr>
+              <w:rPr>
+                <w:rFonts w:hint="eastAsia"/>
+              </w:rPr>
+            </w:pPr>
             <w:r>
               <w:rPr>
                 <w:b/>
@@ -1955,6 +2345,11 @@
             <w:hideMark/>
           </w:tcPr>
           <w:p>
+            <w:pPr>
+              <w:rPr>
+                <w:rFonts w:hint="eastAsia"/>
+              </w:rPr>
+            </w:pPr>
             <w:r>
               <w:t>管理员已登录系统</w:t>
             </w:r>
@@ -1976,6 +2371,11 @@
             <w:hideMark/>
           </w:tcPr>
           <w:p>
+            <w:pPr>
+              <w:rPr>
+                <w:rFonts w:hint="eastAsia"/>
+              </w:rPr>
+            </w:pPr>
             <w:r>
               <w:rPr>
                 <w:b/>
@@ -1999,21 +2399,41 @@
             <w:hideMark/>
           </w:tcPr>
           <w:p>
+            <w:pPr>
+              <w:rPr>
+                <w:rFonts w:hint="eastAsia"/>
+              </w:rPr>
+            </w:pPr>
             <w:r>
               <w:t>1. 进入分类管理页面</w:t>
             </w:r>
           </w:p>
           <w:p>
+            <w:pPr>
+              <w:rPr>
+                <w:rFonts w:hint="eastAsia"/>
+              </w:rPr>
+            </w:pPr>
             <w:r>
               <w:t>2. 创建一级分类</w:t>
             </w:r>
           </w:p>
           <w:p>
+            <w:pPr>
+              <w:rPr>
+                <w:rFonts w:hint="eastAsia"/>
+              </w:rPr>
+            </w:pPr>
             <w:r>
               <w:t>3. 基于该一级分类创建二级分类</w:t>
             </w:r>
           </w:p>
           <w:p>
+            <w:pPr>
+              <w:rPr>
+                <w:rFonts w:hint="eastAsia"/>
+              </w:rPr>
+            </w:pPr>
             <w:r>
               <w:t>4. 查看分类列表验证层次关系</w:t>
             </w:r>
@@ -2035,6 +2455,11 @@
             <w:hideMark/>
           </w:tcPr>
           <w:p>
+            <w:pPr>
+              <w:rPr>
+                <w:rFonts w:hint="eastAsia"/>
+              </w:rPr>
+            </w:pPr>
             <w:r>
               <w:rPr>
                 <w:b/>
@@ -2058,16 +2483,31 @@
             <w:hideMark/>
           </w:tcPr>
           <w:p>
+            <w:pPr>
+              <w:rPr>
+                <w:rFonts w:hint="eastAsia"/>
+              </w:rPr>
+            </w:pPr>
             <w:r>
               <w:t>1. 分类创建成功</w:t>
             </w:r>
           </w:p>
           <w:p>
+            <w:pPr>
+              <w:rPr>
+                <w:rFonts w:hint="eastAsia"/>
+              </w:rPr>
+            </w:pPr>
             <w:r>
               <w:t>2. 分类列表正确显示层级关系</w:t>
             </w:r>
           </w:p>
           <w:p>
+            <w:pPr>
+              <w:rPr>
+                <w:rFonts w:hint="eastAsia"/>
+              </w:rPr>
+            </w:pPr>
             <w:r>
               <w:t>3. 可通过层级结构导航</w:t>
             </w:r>
@@ -2089,6 +2529,11 @@
             <w:hideMark/>
           </w:tcPr>
           <w:p>
+            <w:pPr>
+              <w:rPr>
+                <w:rFonts w:hint="eastAsia"/>
+              </w:rPr>
+            </w:pPr>
             <w:r>
               <w:rPr>
                 <w:b/>
@@ -2112,64 +2557,41 @@
             <w:hideMark/>
           </w:tcPr>
           <w:p>
+            <w:pPr>
+              <w:rPr>
+                <w:rFonts w:hint="eastAsia"/>
+              </w:rPr>
+            </w:pPr>
             <w:r>
               <w:t>一级分类名称：电子数码</w:t>
             </w:r>
           </w:p>
           <w:p>
+            <w:pPr>
+              <w:rPr>
+                <w:rFonts w:hint="eastAsia"/>
+              </w:rPr>
+            </w:pPr>
             <w:r>
               <w:t>二级分类名称：手机配件</w:t>
             </w:r>
           </w:p>
         </w:tc>
       </w:tr>
-      <w:tr>
-        <w:tc>
-          <w:tcPr>
-            <w:tcW w:w="0" w:type="auto"/>
-            <w:shd w:val="clear" w:color="auto" w:fill="FFFFFF"/>
-            <w:tcMar>
-              <w:top w:w="180" w:type="dxa"/>
-              <w:left w:w="270" w:type="dxa"/>
-              <w:bottom w:w="180" w:type="dxa"/>
-              <w:right w:w="270" w:type="dxa"/>
-            </w:tcMar>
-            <w:vAlign w:val="center"/>
-            <w:hideMark/>
-          </w:tcPr>
-          <w:p>
-            <w:r>
-              <w:rPr>
-                <w:b/>
-                <w:bCs/>
-              </w:rPr>
-              <w:t>风险点</w:t>
-            </w:r>
-          </w:p>
-        </w:tc>
-        <w:tc>
-          <w:tcPr>
-            <w:tcW w:w="0" w:type="auto"/>
-            <w:shd w:val="clear" w:color="auto" w:fill="FFFFFF"/>
-            <w:tcMar>
-              <w:top w:w="180" w:type="dxa"/>
-              <w:left w:w="270" w:type="dxa"/>
-              <w:bottom w:w="180" w:type="dxa"/>
-              <w:right w:w="270" w:type="dxa"/>
-            </w:tcMar>
-            <w:vAlign w:val="center"/>
-            <w:hideMark/>
-          </w:tcPr>
-          <w:p>
-            <w:r>
-              <w:t>层级嵌套可能导致显示异常或导航问题</w:t>
-            </w:r>
-          </w:p>
-        </w:tc>
-      </w:tr>
     </w:tbl>
-    <w:p/>
     <w:p>
+      <w:pPr>
+        <w:rPr>
+          <w:rFonts w:hint="eastAsia"/>
+        </w:rPr>
+      </w:pPr>
+    </w:p>
+    <w:p>
+      <w:pPr>
+        <w:rPr>
+          <w:rFonts w:hint="eastAsia"/>
+        </w:rPr>
+      </w:pPr>
       <w:r>
         <w:t>#### TC_GOODS_004 - 分类层级验证（边界测试）</w:t>
       </w:r>
@@ -2216,6 +2638,7 @@
           <w:p>
             <w:pPr>
               <w:rPr>
+                <w:rFonts w:hint="eastAsia"/>
                 <w:b/>
                 <w:bCs/>
               </w:rPr>
@@ -2245,6 +2668,7 @@
           <w:p>
             <w:pPr>
               <w:rPr>
+                <w:rFonts w:hint="eastAsia"/>
                 <w:b/>
                 <w:bCs/>
               </w:rPr>
@@ -2274,6 +2698,11 @@
             <w:hideMark/>
           </w:tcPr>
           <w:p>
+            <w:pPr>
+              <w:rPr>
+                <w:rFonts w:hint="eastAsia"/>
+              </w:rPr>
+            </w:pPr>
             <w:r>
               <w:rPr>
                 <w:b/>
@@ -2297,6 +2726,11 @@
             <w:hideMark/>
           </w:tcPr>
           <w:p>
+            <w:pPr>
+              <w:rPr>
+                <w:rFonts w:hint="eastAsia"/>
+              </w:rPr>
+            </w:pPr>
             <w:r>
               <w:t>验证系统是否正确限制分类层级不超过 2 级</w:t>
             </w:r>
@@ -2318,6 +2752,11 @@
             <w:hideMark/>
           </w:tcPr>
           <w:p>
+            <w:pPr>
+              <w:rPr>
+                <w:rFonts w:hint="eastAsia"/>
+              </w:rPr>
+            </w:pPr>
             <w:r>
               <w:rPr>
                 <w:b/>
@@ -2341,6 +2780,11 @@
             <w:hideMark/>
           </w:tcPr>
           <w:p>
+            <w:pPr>
+              <w:rPr>
+                <w:rFonts w:hint="eastAsia"/>
+              </w:rPr>
+            </w:pPr>
             <w:r>
               <w:t>管理后台</w:t>
             </w:r>
@@ -2362,6 +2806,11 @@
             <w:hideMark/>
           </w:tcPr>
           <w:p>
+            <w:pPr>
+              <w:rPr>
+                <w:rFonts w:hint="eastAsia"/>
+              </w:rPr>
+            </w:pPr>
             <w:r>
               <w:rPr>
                 <w:b/>
@@ -2385,13 +2834,22 @@
             <w:hideMark/>
           </w:tcPr>
           <w:p>
+            <w:pPr>
+              <w:rPr>
+                <w:rFonts w:hint="eastAsia"/>
+              </w:rPr>
+            </w:pPr>
             <w:r>
               <w:t>1. 管理员已登录系统</w:t>
             </w:r>
           </w:p>
           <w:p>
-            <w:r>
-              <w:lastRenderedPageBreak/>
+            <w:pPr>
+              <w:rPr>
+                <w:rFonts w:hint="eastAsia"/>
+              </w:rPr>
+            </w:pPr>
+            <w:r>
               <w:t>2. 已存在二级分类</w:t>
             </w:r>
           </w:p>
@@ -2412,12 +2870,16 @@
             <w:hideMark/>
           </w:tcPr>
           <w:p>
-            <w:r>
-              <w:rPr>
-                <w:b/>
-                <w:bCs/>
-              </w:rPr>
-              <w:lastRenderedPageBreak/>
+            <w:pPr>
+              <w:rPr>
+                <w:rFonts w:hint="eastAsia"/>
+              </w:rPr>
+            </w:pPr>
+            <w:r>
+              <w:rPr>
+                <w:b/>
+                <w:bCs/>
+              </w:rPr>
               <w:t>测试步骤</w:t>
             </w:r>
           </w:p>
@@ -2436,16 +2898,31 @@
             <w:hideMark/>
           </w:tcPr>
           <w:p>
+            <w:pPr>
+              <w:rPr>
+                <w:rFonts w:hint="eastAsia"/>
+              </w:rPr>
+            </w:pPr>
             <w:r>
               <w:t>1. 进入分类管理页面</w:t>
             </w:r>
           </w:p>
           <w:p>
+            <w:pPr>
+              <w:rPr>
+                <w:rFonts w:hint="eastAsia"/>
+              </w:rPr>
+            </w:pPr>
             <w:r>
               <w:t>2. 尝试基于二级分类创建三级分类</w:t>
             </w:r>
           </w:p>
           <w:p>
+            <w:pPr>
+              <w:rPr>
+                <w:rFonts w:hint="eastAsia"/>
+              </w:rPr>
+            </w:pPr>
             <w:r>
               <w:t>3. 查看系统响应</w:t>
             </w:r>
@@ -2467,6 +2944,11 @@
             <w:hideMark/>
           </w:tcPr>
           <w:p>
+            <w:pPr>
+              <w:rPr>
+                <w:rFonts w:hint="eastAsia"/>
+              </w:rPr>
+            </w:pPr>
             <w:r>
               <w:rPr>
                 <w:b/>
@@ -2490,65 +2972,43 @@
             <w:hideMark/>
           </w:tcPr>
           <w:p>
+            <w:pPr>
+              <w:rPr>
+                <w:rFonts w:hint="eastAsia"/>
+              </w:rPr>
+            </w:pPr>
             <w:r>
               <w:t>1. 系统禁止创建三级分类</w:t>
             </w:r>
           </w:p>
           <w:p>
+            <w:pPr>
+              <w:rPr>
+                <w:rFonts w:hint="eastAsia"/>
+              </w:rPr>
+            </w:pPr>
             <w:r>
               <w:t>2. 给出明确提示信息</w:t>
             </w:r>
           </w:p>
         </w:tc>
       </w:tr>
-      <w:tr>
-        <w:tc>
-          <w:tcPr>
-            <w:tcW w:w="0" w:type="auto"/>
-            <w:shd w:val="clear" w:color="auto" w:fill="FFFFFF"/>
-            <w:tcMar>
-              <w:top w:w="180" w:type="dxa"/>
-              <w:left w:w="270" w:type="dxa"/>
-              <w:bottom w:w="180" w:type="dxa"/>
-              <w:right w:w="270" w:type="dxa"/>
-            </w:tcMar>
-            <w:vAlign w:val="center"/>
-            <w:hideMark/>
-          </w:tcPr>
-          <w:p>
-            <w:r>
-              <w:rPr>
-                <w:b/>
-                <w:bCs/>
-              </w:rPr>
-              <w:t>风险点</w:t>
-            </w:r>
-          </w:p>
-        </w:tc>
-        <w:tc>
-          <w:tcPr>
-            <w:tcW w:w="0" w:type="auto"/>
-            <w:shd w:val="clear" w:color="auto" w:fill="FFFFFF"/>
-            <w:tcMar>
-              <w:top w:w="180" w:type="dxa"/>
-              <w:left w:w="270" w:type="dxa"/>
-              <w:bottom w:w="180" w:type="dxa"/>
-              <w:right w:w="270" w:type="dxa"/>
-            </w:tcMar>
-            <w:vAlign w:val="center"/>
-            <w:hideMark/>
-          </w:tcPr>
-          <w:p>
-            <w:r>
-              <w:t>层级控制不当可能导致系统结构混乱</w:t>
-            </w:r>
-          </w:p>
-        </w:tc>
-      </w:tr>
     </w:tbl>
-    <w:p/>
     <w:p>
+      <w:pPr>
+        <w:rPr>
+          <w:rFonts w:hint="eastAsia"/>
+        </w:rPr>
+      </w:pPr>
+    </w:p>
+    <w:p>
+      <w:pPr>
+        <w:rPr>
+          <w:rFonts w:hint="eastAsia"/>
+        </w:rPr>
+      </w:pPr>
       <w:r>
+        <w:lastRenderedPageBreak/>
         <w:t xml:space="preserve">### </w:t>
       </w:r>
       <w:r>
@@ -2562,6 +3022,11 @@
       </w:r>
     </w:p>
     <w:p>
+      <w:pPr>
+        <w:rPr>
+          <w:rFonts w:hint="eastAsia"/>
+        </w:rPr>
+      </w:pPr>
       <w:r>
         <w:t>#### TC_GOODS_005 - 库存为0自动下架（正向测试）</w:t>
       </w:r>
@@ -2608,6 +3073,7 @@
           <w:p>
             <w:pPr>
               <w:rPr>
+                <w:rFonts w:hint="eastAsia"/>
                 <w:b/>
                 <w:bCs/>
               </w:rPr>
@@ -2637,6 +3103,7 @@
           <w:p>
             <w:pPr>
               <w:rPr>
+                <w:rFonts w:hint="eastAsia"/>
                 <w:b/>
                 <w:bCs/>
               </w:rPr>
@@ -2666,6 +3133,11 @@
             <w:hideMark/>
           </w:tcPr>
           <w:p>
+            <w:pPr>
+              <w:rPr>
+                <w:rFonts w:hint="eastAsia"/>
+              </w:rPr>
+            </w:pPr>
             <w:r>
               <w:rPr>
                 <w:b/>
@@ -2689,6 +3161,11 @@
             <w:hideMark/>
           </w:tcPr>
           <w:p>
+            <w:pPr>
+              <w:rPr>
+                <w:rFonts w:hint="eastAsia"/>
+              </w:rPr>
+            </w:pPr>
             <w:r>
               <w:t>验证当商品库存为 0 时，系统是否自动将商品下架</w:t>
             </w:r>
@@ -2710,6 +3187,11 @@
             <w:hideMark/>
           </w:tcPr>
           <w:p>
+            <w:pPr>
+              <w:rPr>
+                <w:rFonts w:hint="eastAsia"/>
+              </w:rPr>
+            </w:pPr>
             <w:r>
               <w:rPr>
                 <w:b/>
@@ -2733,6 +3215,11 @@
             <w:hideMark/>
           </w:tcPr>
           <w:p>
+            <w:pPr>
+              <w:rPr>
+                <w:rFonts w:hint="eastAsia"/>
+              </w:rPr>
+            </w:pPr>
             <w:r>
               <w:t>管理后台</w:t>
             </w:r>
@@ -2754,6 +3241,11 @@
             <w:hideMark/>
           </w:tcPr>
           <w:p>
+            <w:pPr>
+              <w:rPr>
+                <w:rFonts w:hint="eastAsia"/>
+              </w:rPr>
+            </w:pPr>
             <w:r>
               <w:rPr>
                 <w:b/>
@@ -2777,6 +3269,11 @@
             <w:hideMark/>
           </w:tcPr>
           <w:p>
+            <w:pPr>
+              <w:rPr>
+                <w:rFonts w:hint="eastAsia"/>
+              </w:rPr>
+            </w:pPr>
             <w:r>
               <w:t>管理员已登录系统</w:t>
             </w:r>
@@ -2798,6 +3295,11 @@
             <w:hideMark/>
           </w:tcPr>
           <w:p>
+            <w:pPr>
+              <w:rPr>
+                <w:rFonts w:hint="eastAsia"/>
+              </w:rPr>
+            </w:pPr>
             <w:r>
               <w:rPr>
                 <w:b/>
@@ -2821,16 +3323,31 @@
             <w:hideMark/>
           </w:tcPr>
           <w:p>
+            <w:pPr>
+              <w:rPr>
+                <w:rFonts w:hint="eastAsia"/>
+              </w:rPr>
+            </w:pPr>
             <w:r>
               <w:t>1. 创建一个库存为 0 的商品</w:t>
             </w:r>
           </w:p>
           <w:p>
+            <w:pPr>
+              <w:rPr>
+                <w:rFonts w:hint="eastAsia"/>
+              </w:rPr>
+            </w:pPr>
             <w:r>
               <w:t>2. 尝试上架该商品</w:t>
             </w:r>
           </w:p>
           <w:p>
+            <w:pPr>
+              <w:rPr>
+                <w:rFonts w:hint="eastAsia"/>
+              </w:rPr>
+            </w:pPr>
             <w:r>
               <w:t>3. 检查商品状态</w:t>
             </w:r>
@@ -2852,6 +3369,11 @@
             <w:hideMark/>
           </w:tcPr>
           <w:p>
+            <w:pPr>
+              <w:rPr>
+                <w:rFonts w:hint="eastAsia"/>
+              </w:rPr>
+            </w:pPr>
             <w:r>
               <w:rPr>
                 <w:b/>
@@ -2875,16 +3397,31 @@
             <w:hideMark/>
           </w:tcPr>
           <w:p>
+            <w:pPr>
+              <w:rPr>
+                <w:rFonts w:hint="eastAsia"/>
+              </w:rPr>
+            </w:pPr>
             <w:r>
               <w:t>1. 商品创建成功</w:t>
             </w:r>
           </w:p>
           <w:p>
+            <w:pPr>
+              <w:rPr>
+                <w:rFonts w:hint="eastAsia"/>
+              </w:rPr>
+            </w:pPr>
             <w:r>
               <w:t>2. 商品上架失败或立即变为下架状态</w:t>
             </w:r>
           </w:p>
           <w:p>
+            <w:pPr>
+              <w:rPr>
+                <w:rFonts w:hint="eastAsia"/>
+              </w:rPr>
+            </w:pPr>
             <w:r>
               <w:t>3. 系统给出提示信息</w:t>
             </w:r>
@@ -2906,6 +3443,11 @@
             <w:hideMark/>
           </w:tcPr>
           <w:p>
+            <w:pPr>
+              <w:rPr>
+                <w:rFonts w:hint="eastAsia"/>
+              </w:rPr>
+            </w:pPr>
             <w:r>
               <w:rPr>
                 <w:b/>
@@ -2929,63 +3471,34 @@
             <w:hideMark/>
           </w:tcPr>
           <w:p>
+            <w:pPr>
+              <w:rPr>
+                <w:rFonts w:hint="eastAsia"/>
+              </w:rPr>
+            </w:pPr>
             <w:r>
               <w:t>商品名称：测试零库存商品</w:t>
             </w:r>
           </w:p>
           <w:p>
+            <w:pPr>
+              <w:rPr>
+                <w:rFonts w:hint="eastAsia"/>
+              </w:rPr>
+            </w:pPr>
             <w:r>
               <w:t>库存数量：0</w:t>
-            </w:r>
-          </w:p>
-        </w:tc>
-      </w:tr>
-      <w:tr>
-        <w:tc>
-          <w:tcPr>
-            <w:tcW w:w="0" w:type="auto"/>
-            <w:shd w:val="clear" w:color="auto" w:fill="FFFFFF"/>
-            <w:tcMar>
-              <w:top w:w="180" w:type="dxa"/>
-              <w:left w:w="270" w:type="dxa"/>
-              <w:bottom w:w="180" w:type="dxa"/>
-              <w:right w:w="270" w:type="dxa"/>
-            </w:tcMar>
-            <w:vAlign w:val="center"/>
-            <w:hideMark/>
-          </w:tcPr>
-          <w:p>
-            <w:r>
-              <w:rPr>
-                <w:b/>
-                <w:bCs/>
-              </w:rPr>
-              <w:t>风险点</w:t>
-            </w:r>
-          </w:p>
-        </w:tc>
-        <w:tc>
-          <w:tcPr>
-            <w:tcW w:w="0" w:type="auto"/>
-            <w:shd w:val="clear" w:color="auto" w:fill="FFFFFF"/>
-            <w:tcMar>
-              <w:top w:w="180" w:type="dxa"/>
-              <w:left w:w="270" w:type="dxa"/>
-              <w:bottom w:w="180" w:type="dxa"/>
-              <w:right w:w="270" w:type="dxa"/>
-            </w:tcMar>
-            <w:vAlign w:val="center"/>
-            <w:hideMark/>
-          </w:tcPr>
-          <w:p>
-            <w:r>
-              <w:t>库存检查逻辑可能存在漏洞</w:t>
             </w:r>
           </w:p>
         </w:tc>
       </w:tr>
     </w:tbl>
     <w:p>
+      <w:pPr>
+        <w:rPr>
+          <w:rFonts w:hint="eastAsia"/>
+        </w:rPr>
+      </w:pPr>
       <w:r>
         <w:t>#### TC_GOODS_006 - 库存减少测试</w:t>
       </w:r>
@@ -3032,16 +3545,16 @@
           <w:p>
             <w:pPr>
               <w:rPr>
-                <w:b/>
-                <w:bCs/>
-              </w:rPr>
-            </w:pPr>
-            <w:r>
-              <w:rPr>
-                <w:b/>
-                <w:bCs/>
-              </w:rPr>
-              <w:lastRenderedPageBreak/>
+                <w:rFonts w:hint="eastAsia"/>
+                <w:b/>
+                <w:bCs/>
+              </w:rPr>
+            </w:pPr>
+            <w:r>
+              <w:rPr>
+                <w:b/>
+                <w:bCs/>
+              </w:rPr>
               <w:t>字段</w:t>
             </w:r>
           </w:p>
@@ -3062,6 +3575,7 @@
           <w:p>
             <w:pPr>
               <w:rPr>
+                <w:rFonts w:hint="eastAsia"/>
                 <w:b/>
                 <w:bCs/>
               </w:rPr>
@@ -3091,6 +3605,11 @@
             <w:hideMark/>
           </w:tcPr>
           <w:p>
+            <w:pPr>
+              <w:rPr>
+                <w:rFonts w:hint="eastAsia"/>
+              </w:rPr>
+            </w:pPr>
             <w:r>
               <w:rPr>
                 <w:b/>
@@ -3114,6 +3633,11 @@
             <w:hideMark/>
           </w:tcPr>
           <w:p>
+            <w:pPr>
+              <w:rPr>
+                <w:rFonts w:hint="eastAsia"/>
+              </w:rPr>
+            </w:pPr>
             <w:r>
               <w:t>验证商品销售后库存是否正确减少并触发下架</w:t>
             </w:r>
@@ -3135,6 +3659,11 @@
             <w:hideMark/>
           </w:tcPr>
           <w:p>
+            <w:pPr>
+              <w:rPr>
+                <w:rFonts w:hint="eastAsia"/>
+              </w:rPr>
+            </w:pPr>
             <w:r>
               <w:rPr>
                 <w:b/>
@@ -3158,6 +3687,11 @@
             <w:hideMark/>
           </w:tcPr>
           <w:p>
+            <w:pPr>
+              <w:rPr>
+                <w:rFonts w:hint="eastAsia"/>
+              </w:rPr>
+            </w:pPr>
             <w:r>
               <w:t>前台商城 + 管理后台</w:t>
             </w:r>
@@ -3179,6 +3713,11 @@
             <w:hideMark/>
           </w:tcPr>
           <w:p>
+            <w:pPr>
+              <w:rPr>
+                <w:rFonts w:hint="eastAsia"/>
+              </w:rPr>
+            </w:pPr>
             <w:r>
               <w:rPr>
                 <w:b/>
@@ -3202,11 +3741,21 @@
             <w:hideMark/>
           </w:tcPr>
           <w:p>
+            <w:pPr>
+              <w:rPr>
+                <w:rFonts w:hint="eastAsia"/>
+              </w:rPr>
+            </w:pPr>
             <w:r>
               <w:t>1. 系统中存在库存为 1 的上架商品</w:t>
             </w:r>
           </w:p>
           <w:p>
+            <w:pPr>
+              <w:rPr>
+                <w:rFonts w:hint="eastAsia"/>
+              </w:rPr>
+            </w:pPr>
             <w:r>
               <w:t>2. 用户已登录</w:t>
             </w:r>
@@ -3228,6 +3777,11 @@
             <w:hideMark/>
           </w:tcPr>
           <w:p>
+            <w:pPr>
+              <w:rPr>
+                <w:rFonts w:hint="eastAsia"/>
+              </w:rPr>
+            </w:pPr>
             <w:r>
               <w:rPr>
                 <w:b/>
@@ -3251,16 +3805,31 @@
             <w:hideMark/>
           </w:tcPr>
           <w:p>
+            <w:pPr>
+              <w:rPr>
+                <w:rFonts w:hint="eastAsia"/>
+              </w:rPr>
+            </w:pPr>
             <w:r>
               <w:t>1. 前台用户购买该商品</w:t>
             </w:r>
           </w:p>
           <w:p>
+            <w:pPr>
+              <w:rPr>
+                <w:rFonts w:hint="eastAsia"/>
+              </w:rPr>
+            </w:pPr>
             <w:r>
               <w:t>2. 完成支付流程</w:t>
             </w:r>
           </w:p>
           <w:p>
+            <w:pPr>
+              <w:rPr>
+                <w:rFonts w:hint="eastAsia"/>
+              </w:rPr>
+            </w:pPr>
             <w:r>
               <w:t>3. 检查该商品状态</w:t>
             </w:r>
@@ -3282,6 +3851,11 @@
             <w:hideMark/>
           </w:tcPr>
           <w:p>
+            <w:pPr>
+              <w:rPr>
+                <w:rFonts w:hint="eastAsia"/>
+              </w:rPr>
+            </w:pPr>
             <w:r>
               <w:rPr>
                 <w:b/>
@@ -3305,69 +3879,51 @@
             <w:hideMark/>
           </w:tcPr>
           <w:p>
+            <w:pPr>
+              <w:rPr>
+                <w:rFonts w:hint="eastAsia"/>
+              </w:rPr>
+            </w:pPr>
             <w:r>
               <w:t>1. 订单创建成功</w:t>
             </w:r>
           </w:p>
           <w:p>
+            <w:pPr>
+              <w:rPr>
+                <w:rFonts w:hint="eastAsia"/>
+              </w:rPr>
+            </w:pPr>
             <w:r>
               <w:t>2. 商品库存减为 0</w:t>
             </w:r>
           </w:p>
           <w:p>
+            <w:pPr>
+              <w:rPr>
+                <w:rFonts w:hint="eastAsia"/>
+              </w:rPr>
+            </w:pPr>
             <w:r>
               <w:t>3. 商品自动下架</w:t>
             </w:r>
           </w:p>
         </w:tc>
       </w:tr>
-      <w:tr>
-        <w:tc>
-          <w:tcPr>
-            <w:tcW w:w="0" w:type="auto"/>
-            <w:shd w:val="clear" w:color="auto" w:fill="FFFFFF"/>
-            <w:tcMar>
-              <w:top w:w="180" w:type="dxa"/>
-              <w:left w:w="270" w:type="dxa"/>
-              <w:bottom w:w="180" w:type="dxa"/>
-              <w:right w:w="270" w:type="dxa"/>
-            </w:tcMar>
-            <w:vAlign w:val="center"/>
-            <w:hideMark/>
-          </w:tcPr>
-          <w:p>
-            <w:r>
-              <w:rPr>
-                <w:b/>
-                <w:bCs/>
-              </w:rPr>
-              <w:t>风险点</w:t>
-            </w:r>
-          </w:p>
-        </w:tc>
-        <w:tc>
-          <w:tcPr>
-            <w:tcW w:w="0" w:type="auto"/>
-            <w:shd w:val="clear" w:color="auto" w:fill="FFFFFF"/>
-            <w:tcMar>
-              <w:top w:w="180" w:type="dxa"/>
-              <w:left w:w="270" w:type="dxa"/>
-              <w:bottom w:w="180" w:type="dxa"/>
-              <w:right w:w="270" w:type="dxa"/>
-            </w:tcMar>
-            <w:vAlign w:val="center"/>
-            <w:hideMark/>
-          </w:tcPr>
-          <w:p>
-            <w:r>
-              <w:t>并发购买可能导致库存错误</w:t>
-            </w:r>
-          </w:p>
-        </w:tc>
-      </w:tr>
     </w:tbl>
-    <w:p/>
     <w:p>
+      <w:pPr>
+        <w:rPr>
+          <w:rFonts w:hint="eastAsia"/>
+        </w:rPr>
+      </w:pPr>
+    </w:p>
+    <w:p>
+      <w:pPr>
+        <w:rPr>
+          <w:rFonts w:hint="eastAsia"/>
+        </w:rPr>
+      </w:pPr>
       <w:r>
         <w:t xml:space="preserve">### </w:t>
       </w:r>
@@ -3382,6 +3938,11 @@
       </w:r>
     </w:p>
     <w:p>
+      <w:pPr>
+        <w:rPr>
+          <w:rFonts w:hint="eastAsia"/>
+        </w:rPr>
+      </w:pPr>
       <w:r>
         <w:t>#### TC_GOODS_007 - 浏览查找商品（正向测试）</w:t>
       </w:r>
@@ -3428,15 +3989,17 @@
           <w:p>
             <w:pPr>
               <w:rPr>
-                <w:b/>
-                <w:bCs/>
-              </w:rPr>
-            </w:pPr>
-            <w:r>
-              <w:rPr>
-                <w:b/>
-                <w:bCs/>
-              </w:rPr>
+                <w:rFonts w:hint="eastAsia"/>
+                <w:b/>
+                <w:bCs/>
+              </w:rPr>
+            </w:pPr>
+            <w:r>
+              <w:rPr>
+                <w:b/>
+                <w:bCs/>
+              </w:rPr>
+              <w:lastRenderedPageBreak/>
               <w:t>字段</w:t>
             </w:r>
           </w:p>
@@ -3457,6 +4020,7 @@
           <w:p>
             <w:pPr>
               <w:rPr>
+                <w:rFonts w:hint="eastAsia"/>
                 <w:b/>
                 <w:bCs/>
               </w:rPr>
@@ -3486,6 +4050,11 @@
             <w:hideMark/>
           </w:tcPr>
           <w:p>
+            <w:pPr>
+              <w:rPr>
+                <w:rFonts w:hint="eastAsia"/>
+              </w:rPr>
+            </w:pPr>
             <w:r>
               <w:rPr>
                 <w:b/>
@@ -3509,6 +4078,11 @@
             <w:hideMark/>
           </w:tcPr>
           <w:p>
+            <w:pPr>
+              <w:rPr>
+                <w:rFonts w:hint="eastAsia"/>
+              </w:rPr>
+            </w:pPr>
             <w:r>
               <w:t>验证用户是否能通过分类浏览查找商品</w:t>
             </w:r>
@@ -3530,6 +4104,11 @@
             <w:hideMark/>
           </w:tcPr>
           <w:p>
+            <w:pPr>
+              <w:rPr>
+                <w:rFonts w:hint="eastAsia"/>
+              </w:rPr>
+            </w:pPr>
             <w:r>
               <w:rPr>
                 <w:b/>
@@ -3553,6 +4132,11 @@
             <w:hideMark/>
           </w:tcPr>
           <w:p>
+            <w:pPr>
+              <w:rPr>
+                <w:rFonts w:hint="eastAsia"/>
+              </w:rPr>
+            </w:pPr>
             <w:r>
               <w:t>前台商城</w:t>
             </w:r>
@@ -3574,6 +4158,11 @@
             <w:hideMark/>
           </w:tcPr>
           <w:p>
+            <w:pPr>
+              <w:rPr>
+                <w:rFonts w:hint="eastAsia"/>
+              </w:rPr>
+            </w:pPr>
             <w:r>
               <w:rPr>
                 <w:b/>
@@ -3597,6 +4186,11 @@
             <w:hideMark/>
           </w:tcPr>
           <w:p>
+            <w:pPr>
+              <w:rPr>
+                <w:rFonts w:hint="eastAsia"/>
+              </w:rPr>
+            </w:pPr>
             <w:r>
               <w:t>系统中已存在分类和商品数据</w:t>
             </w:r>
@@ -3618,6 +4212,11 @@
             <w:hideMark/>
           </w:tcPr>
           <w:p>
+            <w:pPr>
+              <w:rPr>
+                <w:rFonts w:hint="eastAsia"/>
+              </w:rPr>
+            </w:pPr>
             <w:r>
               <w:rPr>
                 <w:b/>
@@ -3641,16 +4240,31 @@
             <w:hideMark/>
           </w:tcPr>
           <w:p>
+            <w:pPr>
+              <w:rPr>
+                <w:rFonts w:hint="eastAsia"/>
+              </w:rPr>
+            </w:pPr>
             <w:r>
               <w:t>1. 访问前台首页</w:t>
             </w:r>
           </w:p>
           <w:p>
+            <w:pPr>
+              <w:rPr>
+                <w:rFonts w:hint="eastAsia"/>
+              </w:rPr>
+            </w:pPr>
             <w:r>
               <w:t>2. 通过左侧分类导航选择商品分类</w:t>
             </w:r>
           </w:p>
           <w:p>
+            <w:pPr>
+              <w:rPr>
+                <w:rFonts w:hint="eastAsia"/>
+              </w:rPr>
+            </w:pPr>
             <w:r>
               <w:t>3. 查看商品列表</w:t>
             </w:r>
@@ -3672,6 +4286,11 @@
             <w:hideMark/>
           </w:tcPr>
           <w:p>
+            <w:pPr>
+              <w:rPr>
+                <w:rFonts w:hint="eastAsia"/>
+              </w:rPr>
+            </w:pPr>
             <w:r>
               <w:rPr>
                 <w:b/>
@@ -3695,64 +4314,41 @@
             <w:hideMark/>
           </w:tcPr>
           <w:p>
+            <w:pPr>
+              <w:rPr>
+                <w:rFonts w:hint="eastAsia"/>
+              </w:rPr>
+            </w:pPr>
             <w:r>
               <w:t>1. 正确显示所选分类的商品</w:t>
             </w:r>
           </w:p>
           <w:p>
+            <w:pPr>
+              <w:rPr>
+                <w:rFonts w:hint="eastAsia"/>
+              </w:rPr>
+            </w:pPr>
             <w:r>
               <w:t>2. 二级分类商品可正常显示</w:t>
             </w:r>
           </w:p>
         </w:tc>
       </w:tr>
-      <w:tr>
-        <w:tc>
-          <w:tcPr>
-            <w:tcW w:w="0" w:type="auto"/>
-            <w:shd w:val="clear" w:color="auto" w:fill="FFFFFF"/>
-            <w:tcMar>
-              <w:top w:w="180" w:type="dxa"/>
-              <w:left w:w="270" w:type="dxa"/>
-              <w:bottom w:w="180" w:type="dxa"/>
-              <w:right w:w="270" w:type="dxa"/>
-            </w:tcMar>
-            <w:vAlign w:val="center"/>
-            <w:hideMark/>
-          </w:tcPr>
-          <w:p>
-            <w:r>
-              <w:rPr>
-                <w:b/>
-                <w:bCs/>
-              </w:rPr>
-              <w:t>风险点</w:t>
-            </w:r>
-          </w:p>
-        </w:tc>
-        <w:tc>
-          <w:tcPr>
-            <w:tcW w:w="0" w:type="auto"/>
-            <w:shd w:val="clear" w:color="auto" w:fill="FFFFFF"/>
-            <w:tcMar>
-              <w:top w:w="180" w:type="dxa"/>
-              <w:left w:w="270" w:type="dxa"/>
-              <w:bottom w:w="180" w:type="dxa"/>
-              <w:right w:w="270" w:type="dxa"/>
-            </w:tcMar>
-            <w:vAlign w:val="center"/>
-            <w:hideMark/>
-          </w:tcPr>
-          <w:p>
-            <w:r>
-              <w:t>分类层级展示可能有问题</w:t>
-            </w:r>
-          </w:p>
-        </w:tc>
-      </w:tr>
     </w:tbl>
-    <w:p/>
     <w:p>
+      <w:pPr>
+        <w:rPr>
+          <w:rFonts w:hint="eastAsia"/>
+        </w:rPr>
+      </w:pPr>
+    </w:p>
+    <w:p>
+      <w:pPr>
+        <w:rPr>
+          <w:rFonts w:hint="eastAsia"/>
+        </w:rPr>
+      </w:pPr>
       <w:r>
         <w:t>#### TC_GOODS_008 - 搜索查找商品（正向测试）</w:t>
       </w:r>
@@ -3799,16 +4395,16 @@
           <w:p>
             <w:pPr>
               <w:rPr>
-                <w:b/>
-                <w:bCs/>
-              </w:rPr>
-            </w:pPr>
-            <w:r>
-              <w:rPr>
-                <w:b/>
-                <w:bCs/>
-              </w:rPr>
-              <w:lastRenderedPageBreak/>
+                <w:rFonts w:hint="eastAsia"/>
+                <w:b/>
+                <w:bCs/>
+              </w:rPr>
+            </w:pPr>
+            <w:r>
+              <w:rPr>
+                <w:b/>
+                <w:bCs/>
+              </w:rPr>
               <w:t>字段</w:t>
             </w:r>
           </w:p>
@@ -3829,6 +4425,7 @@
           <w:p>
             <w:pPr>
               <w:rPr>
+                <w:rFonts w:hint="eastAsia"/>
                 <w:b/>
                 <w:bCs/>
               </w:rPr>
@@ -3858,6 +4455,11 @@
             <w:hideMark/>
           </w:tcPr>
           <w:p>
+            <w:pPr>
+              <w:rPr>
+                <w:rFonts w:hint="eastAsia"/>
+              </w:rPr>
+            </w:pPr>
             <w:r>
               <w:rPr>
                 <w:b/>
@@ -3881,6 +4483,11 @@
             <w:hideMark/>
           </w:tcPr>
           <w:p>
+            <w:pPr>
+              <w:rPr>
+                <w:rFonts w:hint="eastAsia"/>
+              </w:rPr>
+            </w:pPr>
             <w:r>
               <w:t>验证用户是否能通过搜索功能查找商品</w:t>
             </w:r>
@@ -3902,6 +4509,11 @@
             <w:hideMark/>
           </w:tcPr>
           <w:p>
+            <w:pPr>
+              <w:rPr>
+                <w:rFonts w:hint="eastAsia"/>
+              </w:rPr>
+            </w:pPr>
             <w:r>
               <w:rPr>
                 <w:b/>
@@ -3925,6 +4537,11 @@
             <w:hideMark/>
           </w:tcPr>
           <w:p>
+            <w:pPr>
+              <w:rPr>
+                <w:rFonts w:hint="eastAsia"/>
+              </w:rPr>
+            </w:pPr>
             <w:r>
               <w:t>前台商城</w:t>
             </w:r>
@@ -3946,6 +4563,11 @@
             <w:hideMark/>
           </w:tcPr>
           <w:p>
+            <w:pPr>
+              <w:rPr>
+                <w:rFonts w:hint="eastAsia"/>
+              </w:rPr>
+            </w:pPr>
             <w:r>
               <w:rPr>
                 <w:b/>
@@ -3969,6 +4591,11 @@
             <w:hideMark/>
           </w:tcPr>
           <w:p>
+            <w:pPr>
+              <w:rPr>
+                <w:rFonts w:hint="eastAsia"/>
+              </w:rPr>
+            </w:pPr>
             <w:r>
               <w:t>系统中已存在商品数据</w:t>
             </w:r>
@@ -3990,6 +4617,11 @@
             <w:hideMark/>
           </w:tcPr>
           <w:p>
+            <w:pPr>
+              <w:rPr>
+                <w:rFonts w:hint="eastAsia"/>
+              </w:rPr>
+            </w:pPr>
             <w:r>
               <w:rPr>
                 <w:b/>
@@ -4013,21 +4645,41 @@
             <w:hideMark/>
           </w:tcPr>
           <w:p>
+            <w:pPr>
+              <w:rPr>
+                <w:rFonts w:hint="eastAsia"/>
+              </w:rPr>
+            </w:pPr>
             <w:r>
               <w:t>1. 访问前台首页</w:t>
             </w:r>
           </w:p>
           <w:p>
+            <w:pPr>
+              <w:rPr>
+                <w:rFonts w:hint="eastAsia"/>
+              </w:rPr>
+            </w:pPr>
             <w:r>
               <w:t>2. 在搜索框输入不同类型的关键词</w:t>
             </w:r>
           </w:p>
           <w:p>
+            <w:pPr>
+              <w:rPr>
+                <w:rFonts w:hint="eastAsia"/>
+              </w:rPr>
+            </w:pPr>
             <w:r>
               <w:t>3. 点击搜索按钮</w:t>
             </w:r>
           </w:p>
           <w:p>
+            <w:pPr>
+              <w:rPr>
+                <w:rFonts w:hint="eastAsia"/>
+              </w:rPr>
+            </w:pPr>
             <w:r>
               <w:t>4. 查看搜索结果</w:t>
             </w:r>
@@ -4049,6 +4701,11 @@
             <w:hideMark/>
           </w:tcPr>
           <w:p>
+            <w:pPr>
+              <w:rPr>
+                <w:rFonts w:hint="eastAsia"/>
+              </w:rPr>
+            </w:pPr>
             <w:r>
               <w:rPr>
                 <w:b/>
@@ -4072,11 +4729,21 @@
             <w:hideMark/>
           </w:tcPr>
           <w:p>
+            <w:pPr>
+              <w:rPr>
+                <w:rFonts w:hint="eastAsia"/>
+              </w:rPr>
+            </w:pPr>
             <w:r>
               <w:t>1. 正确显示包含关键词的商品</w:t>
             </w:r>
           </w:p>
           <w:p>
+            <w:pPr>
+              <w:rPr>
+                <w:rFonts w:hint="eastAsia"/>
+              </w:rPr>
+            </w:pPr>
             <w:r>
               <w:t>2. 搜索结果符合搜索条件</w:t>
             </w:r>
@@ -4098,6 +4765,11 @@
             <w:hideMark/>
           </w:tcPr>
           <w:p>
+            <w:pPr>
+              <w:rPr>
+                <w:rFonts w:hint="eastAsia"/>
+              </w:rPr>
+            </w:pPr>
             <w:r>
               <w:rPr>
                 <w:b/>
@@ -4121,59 +4793,31 @@
             <w:hideMark/>
           </w:tcPr>
           <w:p>
+            <w:pPr>
+              <w:rPr>
+                <w:rFonts w:hint="eastAsia"/>
+              </w:rPr>
+            </w:pPr>
             <w:r>
               <w:t>商品名称、描述、品牌等不同关键词</w:t>
             </w:r>
           </w:p>
         </w:tc>
       </w:tr>
-      <w:tr>
-        <w:tc>
-          <w:tcPr>
-            <w:tcW w:w="0" w:type="auto"/>
-            <w:shd w:val="clear" w:color="auto" w:fill="FFFFFF"/>
-            <w:tcMar>
-              <w:top w:w="180" w:type="dxa"/>
-              <w:left w:w="270" w:type="dxa"/>
-              <w:bottom w:w="180" w:type="dxa"/>
-              <w:right w:w="270" w:type="dxa"/>
-            </w:tcMar>
-            <w:vAlign w:val="center"/>
-            <w:hideMark/>
-          </w:tcPr>
-          <w:p>
-            <w:r>
-              <w:rPr>
-                <w:b/>
-                <w:bCs/>
-              </w:rPr>
-              <w:t>风险点</w:t>
-            </w:r>
-          </w:p>
-        </w:tc>
-        <w:tc>
-          <w:tcPr>
-            <w:tcW w:w="0" w:type="auto"/>
-            <w:shd w:val="clear" w:color="auto" w:fill="FFFFFF"/>
-            <w:tcMar>
-              <w:top w:w="180" w:type="dxa"/>
-              <w:left w:w="270" w:type="dxa"/>
-              <w:bottom w:w="180" w:type="dxa"/>
-              <w:right w:w="270" w:type="dxa"/>
-            </w:tcMar>
-            <w:vAlign w:val="center"/>
-            <w:hideMark/>
-          </w:tcPr>
-          <w:p>
-            <w:r>
-              <w:t>搜索算法可能不准确或性能问题</w:t>
-            </w:r>
-          </w:p>
-        </w:tc>
-      </w:tr>
     </w:tbl>
-    <w:p/>
     <w:p>
+      <w:pPr>
+        <w:rPr>
+          <w:rFonts w:hint="eastAsia"/>
+        </w:rPr>
+      </w:pPr>
+    </w:p>
+    <w:p>
+      <w:pPr>
+        <w:rPr>
+          <w:rFonts w:hint="eastAsia"/>
+        </w:rPr>
+      </w:pPr>
       <w:r>
         <w:t>#### TC_GOODS_009 - 搜索空结果测试（边界测试）</w:t>
       </w:r>
@@ -4220,6 +4864,7 @@
           <w:p>
             <w:pPr>
               <w:rPr>
+                <w:rFonts w:hint="eastAsia"/>
                 <w:b/>
                 <w:bCs/>
               </w:rPr>
@@ -4249,6 +4894,7 @@
           <w:p>
             <w:pPr>
               <w:rPr>
+                <w:rFonts w:hint="eastAsia"/>
                 <w:b/>
                 <w:bCs/>
               </w:rPr>
@@ -4278,6 +4924,11 @@
             <w:hideMark/>
           </w:tcPr>
           <w:p>
+            <w:pPr>
+              <w:rPr>
+                <w:rFonts w:hint="eastAsia"/>
+              </w:rPr>
+            </w:pPr>
             <w:r>
               <w:rPr>
                 <w:b/>
@@ -4301,6 +4952,11 @@
             <w:hideMark/>
           </w:tcPr>
           <w:p>
+            <w:pPr>
+              <w:rPr>
+                <w:rFonts w:hint="eastAsia"/>
+              </w:rPr>
+            </w:pPr>
             <w:r>
               <w:t>验证搜索无结果时的系统处理</w:t>
             </w:r>
@@ -4322,11 +4978,17 @@
             <w:hideMark/>
           </w:tcPr>
           <w:p>
-            <w:r>
-              <w:rPr>
-                <w:b/>
-                <w:bCs/>
-              </w:rPr>
+            <w:pPr>
+              <w:rPr>
+                <w:rFonts w:hint="eastAsia"/>
+              </w:rPr>
+            </w:pPr>
+            <w:r>
+              <w:rPr>
+                <w:b/>
+                <w:bCs/>
+              </w:rPr>
+              <w:lastRenderedPageBreak/>
               <w:t>测试环境</w:t>
             </w:r>
           </w:p>
@@ -4345,6 +5007,11 @@
             <w:hideMark/>
           </w:tcPr>
           <w:p>
+            <w:pPr>
+              <w:rPr>
+                <w:rFonts w:hint="eastAsia"/>
+              </w:rPr>
+            </w:pPr>
             <w:r>
               <w:t>前台商城</w:t>
             </w:r>
@@ -4366,6 +5033,11 @@
             <w:hideMark/>
           </w:tcPr>
           <w:p>
+            <w:pPr>
+              <w:rPr>
+                <w:rFonts w:hint="eastAsia"/>
+              </w:rPr>
+            </w:pPr>
             <w:r>
               <w:rPr>
                 <w:b/>
@@ -4389,6 +5061,11 @@
             <w:hideMark/>
           </w:tcPr>
           <w:p>
+            <w:pPr>
+              <w:rPr>
+                <w:rFonts w:hint="eastAsia"/>
+              </w:rPr>
+            </w:pPr>
             <w:r>
               <w:t>无特定前置条件</w:t>
             </w:r>
@@ -4410,6 +5087,11 @@
             <w:hideMark/>
           </w:tcPr>
           <w:p>
+            <w:pPr>
+              <w:rPr>
+                <w:rFonts w:hint="eastAsia"/>
+              </w:rPr>
+            </w:pPr>
             <w:r>
               <w:rPr>
                 <w:b/>
@@ -4433,16 +5115,31 @@
             <w:hideMark/>
           </w:tcPr>
           <w:p>
+            <w:pPr>
+              <w:rPr>
+                <w:rFonts w:hint="eastAsia"/>
+              </w:rPr>
+            </w:pPr>
             <w:r>
               <w:t>1. 访问前台首页</w:t>
             </w:r>
           </w:p>
           <w:p>
+            <w:pPr>
+              <w:rPr>
+                <w:rFonts w:hint="eastAsia"/>
+              </w:rPr>
+            </w:pPr>
             <w:r>
               <w:t>2. 输入不可能存在的搜索关键词</w:t>
             </w:r>
           </w:p>
           <w:p>
+            <w:pPr>
+              <w:rPr>
+                <w:rFonts w:hint="eastAsia"/>
+              </w:rPr>
+            </w:pPr>
             <w:r>
               <w:t>3. 点击搜索按钮</w:t>
             </w:r>
@@ -4464,6 +5161,11 @@
             <w:hideMark/>
           </w:tcPr>
           <w:p>
+            <w:pPr>
+              <w:rPr>
+                <w:rFonts w:hint="eastAsia"/>
+              </w:rPr>
+            </w:pPr>
             <w:r>
               <w:rPr>
                 <w:b/>
@@ -4487,11 +5189,21 @@
             <w:hideMark/>
           </w:tcPr>
           <w:p>
+            <w:pPr>
+              <w:rPr>
+                <w:rFonts w:hint="eastAsia"/>
+              </w:rPr>
+            </w:pPr>
             <w:r>
               <w:t>1. 系统给出 “无结果” 提示</w:t>
             </w:r>
           </w:p>
           <w:p>
+            <w:pPr>
+              <w:rPr>
+                <w:rFonts w:hint="eastAsia"/>
+              </w:rPr>
+            </w:pPr>
             <w:r>
               <w:t>2. 页面不会崩溃</w:t>
             </w:r>
@@ -4513,6 +5225,11 @@
             <w:hideMark/>
           </w:tcPr>
           <w:p>
+            <w:pPr>
+              <w:rPr>
+                <w:rFonts w:hint="eastAsia"/>
+              </w:rPr>
+            </w:pPr>
             <w:r>
               <w:rPr>
                 <w:b/>
@@ -4536,59 +5253,31 @@
             <w:hideMark/>
           </w:tcPr>
           <w:p>
+            <w:pPr>
+              <w:rPr>
+                <w:rFonts w:hint="eastAsia"/>
+              </w:rPr>
+            </w:pPr>
             <w:r>
               <w:t>随机字符串或特殊字符</w:t>
             </w:r>
           </w:p>
         </w:tc>
       </w:tr>
-      <w:tr>
-        <w:tc>
-          <w:tcPr>
-            <w:tcW w:w="0" w:type="auto"/>
-            <w:shd w:val="clear" w:color="auto" w:fill="FFFFFF"/>
-            <w:tcMar>
-              <w:top w:w="180" w:type="dxa"/>
-              <w:left w:w="270" w:type="dxa"/>
-              <w:bottom w:w="180" w:type="dxa"/>
-              <w:right w:w="270" w:type="dxa"/>
-            </w:tcMar>
-            <w:vAlign w:val="center"/>
-            <w:hideMark/>
-          </w:tcPr>
-          <w:p>
-            <w:r>
-              <w:rPr>
-                <w:b/>
-                <w:bCs/>
-              </w:rPr>
-              <w:t>风险点</w:t>
-            </w:r>
-          </w:p>
-        </w:tc>
-        <w:tc>
-          <w:tcPr>
-            <w:tcW w:w="0" w:type="auto"/>
-            <w:shd w:val="clear" w:color="auto" w:fill="FFFFFF"/>
-            <w:tcMar>
-              <w:top w:w="180" w:type="dxa"/>
-              <w:left w:w="270" w:type="dxa"/>
-              <w:bottom w:w="180" w:type="dxa"/>
-              <w:right w:w="270" w:type="dxa"/>
-            </w:tcMar>
-            <w:vAlign w:val="center"/>
-            <w:hideMark/>
-          </w:tcPr>
-          <w:p>
-            <w:r>
-              <w:t>异常处理不当可能导致页面崩溃</w:t>
-            </w:r>
-          </w:p>
-        </w:tc>
-      </w:tr>
     </w:tbl>
-    <w:p/>
     <w:p>
+      <w:pPr>
+        <w:rPr>
+          <w:rFonts w:hint="eastAsia"/>
+        </w:rPr>
+      </w:pPr>
+    </w:p>
+    <w:p>
+      <w:pPr>
+        <w:rPr>
+          <w:rFonts w:hint="eastAsia"/>
+        </w:rPr>
+      </w:pPr>
       <w:r>
         <w:t xml:space="preserve">### </w:t>
       </w:r>
@@ -4603,6 +5292,11 @@
       </w:r>
     </w:p>
     <w:p>
+      <w:pPr>
+        <w:rPr>
+          <w:rFonts w:hint="eastAsia"/>
+        </w:rPr>
+      </w:pPr>
       <w:r>
         <w:t>#### TC_GOODS_010 - 上传多张商品图片（正向测试）</w:t>
       </w:r>
@@ -4649,6 +5343,7 @@
           <w:p>
             <w:pPr>
               <w:rPr>
+                <w:rFonts w:hint="eastAsia"/>
                 <w:b/>
                 <w:bCs/>
               </w:rPr>
@@ -4678,6 +5373,7 @@
           <w:p>
             <w:pPr>
               <w:rPr>
+                <w:rFonts w:hint="eastAsia"/>
                 <w:b/>
                 <w:bCs/>
               </w:rPr>
@@ -4707,6 +5403,11 @@
             <w:hideMark/>
           </w:tcPr>
           <w:p>
+            <w:pPr>
+              <w:rPr>
+                <w:rFonts w:hint="eastAsia"/>
+              </w:rPr>
+            </w:pPr>
             <w:r>
               <w:rPr>
                 <w:b/>
@@ -4730,6 +5431,11 @@
             <w:hideMark/>
           </w:tcPr>
           <w:p>
+            <w:pPr>
+              <w:rPr>
+                <w:rFonts w:hint="eastAsia"/>
+              </w:rPr>
+            </w:pPr>
             <w:r>
               <w:t>验证系统是否支持上传和显示多张商品图片</w:t>
             </w:r>
@@ -4751,6 +5457,11 @@
             <w:hideMark/>
           </w:tcPr>
           <w:p>
+            <w:pPr>
+              <w:rPr>
+                <w:rFonts w:hint="eastAsia"/>
+              </w:rPr>
+            </w:pPr>
             <w:r>
               <w:rPr>
                 <w:b/>
@@ -4774,6 +5485,11 @@
             <w:hideMark/>
           </w:tcPr>
           <w:p>
+            <w:pPr>
+              <w:rPr>
+                <w:rFonts w:hint="eastAsia"/>
+              </w:rPr>
+            </w:pPr>
             <w:r>
               <w:t>管理后台</w:t>
             </w:r>
@@ -4795,6 +5511,11 @@
             <w:hideMark/>
           </w:tcPr>
           <w:p>
+            <w:pPr>
+              <w:rPr>
+                <w:rFonts w:hint="eastAsia"/>
+              </w:rPr>
+            </w:pPr>
             <w:r>
               <w:rPr>
                 <w:b/>
@@ -4818,6 +5539,11 @@
             <w:hideMark/>
           </w:tcPr>
           <w:p>
+            <w:pPr>
+              <w:rPr>
+                <w:rFonts w:hint="eastAsia"/>
+              </w:rPr>
+            </w:pPr>
             <w:r>
               <w:t>管理员已登录系统</w:t>
             </w:r>
@@ -4839,6 +5565,11 @@
             <w:hideMark/>
           </w:tcPr>
           <w:p>
+            <w:pPr>
+              <w:rPr>
+                <w:rFonts w:hint="eastAsia"/>
+              </w:rPr>
+            </w:pPr>
             <w:r>
               <w:rPr>
                 <w:b/>
@@ -4862,21 +5593,41 @@
             <w:hideMark/>
           </w:tcPr>
           <w:p>
+            <w:pPr>
+              <w:rPr>
+                <w:rFonts w:hint="eastAsia"/>
+              </w:rPr>
+            </w:pPr>
             <w:r>
               <w:t>1. 进入商品添加页面</w:t>
             </w:r>
           </w:p>
           <w:p>
+            <w:pPr>
+              <w:rPr>
+                <w:rFonts w:hint="eastAsia"/>
+              </w:rPr>
+            </w:pPr>
             <w:r>
               <w:t>2. 上传多张商品图片</w:t>
             </w:r>
           </w:p>
           <w:p>
+            <w:pPr>
+              <w:rPr>
+                <w:rFonts w:hint="eastAsia"/>
+              </w:rPr>
+            </w:pPr>
             <w:r>
               <w:t>3. 保存商品</w:t>
             </w:r>
           </w:p>
           <w:p>
+            <w:pPr>
+              <w:rPr>
+                <w:rFonts w:hint="eastAsia"/>
+              </w:rPr>
+            </w:pPr>
             <w:r>
               <w:t>4. 查看商品详情页面</w:t>
             </w:r>
@@ -4898,6 +5649,11 @@
             <w:hideMark/>
           </w:tcPr>
           <w:p>
+            <w:pPr>
+              <w:rPr>
+                <w:rFonts w:hint="eastAsia"/>
+              </w:rPr>
+            </w:pPr>
             <w:r>
               <w:rPr>
                 <w:b/>
@@ -4921,16 +5677,31 @@
             <w:hideMark/>
           </w:tcPr>
           <w:p>
+            <w:pPr>
+              <w:rPr>
+                <w:rFonts w:hint="eastAsia"/>
+              </w:rPr>
+            </w:pPr>
             <w:r>
               <w:t>1. 所有图片上传成功</w:t>
             </w:r>
           </w:p>
           <w:p>
+            <w:pPr>
+              <w:rPr>
+                <w:rFonts w:hint="eastAsia"/>
+              </w:rPr>
+            </w:pPr>
             <w:r>
               <w:t>2. 商品详情页面正确显示所有图片</w:t>
             </w:r>
           </w:p>
           <w:p>
+            <w:pPr>
+              <w:rPr>
+                <w:rFonts w:hint="eastAsia"/>
+              </w:rPr>
+            </w:pPr>
             <w:r>
               <w:t>3. 图片可正常切换查看</w:t>
             </w:r>
@@ -4952,6 +5723,11 @@
             <w:hideMark/>
           </w:tcPr>
           <w:p>
+            <w:pPr>
+              <w:rPr>
+                <w:rFonts w:hint="eastAsia"/>
+              </w:rPr>
+            </w:pPr>
             <w:r>
               <w:rPr>
                 <w:b/>
@@ -4975,59 +5751,31 @@
             <w:hideMark/>
           </w:tcPr>
           <w:p>
+            <w:pPr>
+              <w:rPr>
+                <w:rFonts w:hint="eastAsia"/>
+              </w:rPr>
+            </w:pPr>
             <w:r>
               <w:t>2-5 张不同格式的图片</w:t>
             </w:r>
           </w:p>
         </w:tc>
       </w:tr>
-      <w:tr>
-        <w:tc>
-          <w:tcPr>
-            <w:tcW w:w="0" w:type="auto"/>
-            <w:shd w:val="clear" w:color="auto" w:fill="FFFFFF"/>
-            <w:tcMar>
-              <w:top w:w="180" w:type="dxa"/>
-              <w:left w:w="270" w:type="dxa"/>
-              <w:bottom w:w="180" w:type="dxa"/>
-              <w:right w:w="270" w:type="dxa"/>
-            </w:tcMar>
-            <w:vAlign w:val="center"/>
-            <w:hideMark/>
-          </w:tcPr>
-          <w:p>
-            <w:r>
-              <w:rPr>
-                <w:b/>
-                <w:bCs/>
-              </w:rPr>
-              <w:t>风险点</w:t>
-            </w:r>
-          </w:p>
-        </w:tc>
-        <w:tc>
-          <w:tcPr>
-            <w:tcW w:w="0" w:type="auto"/>
-            <w:shd w:val="clear" w:color="auto" w:fill="FFFFFF"/>
-            <w:tcMar>
-              <w:top w:w="180" w:type="dxa"/>
-              <w:left w:w="270" w:type="dxa"/>
-              <w:bottom w:w="180" w:type="dxa"/>
-              <w:right w:w="270" w:type="dxa"/>
-            </w:tcMar>
-            <w:vAlign w:val="center"/>
-            <w:hideMark/>
-          </w:tcPr>
-          <w:p>
-            <w:r>
-              <w:t>图片上传失败或显示异常</w:t>
-            </w:r>
-          </w:p>
-        </w:tc>
-      </w:tr>
     </w:tbl>
-    <w:p/>
     <w:p>
+      <w:pPr>
+        <w:rPr>
+          <w:rFonts w:hint="eastAsia"/>
+        </w:rPr>
+      </w:pPr>
+    </w:p>
+    <w:p>
+      <w:pPr>
+        <w:rPr>
+          <w:rFonts w:hint="eastAsia"/>
+        </w:rPr>
+      </w:pPr>
       <w:r>
         <w:t>#### TC_GOODS_011 - 富媒体商品描述（正向测试）</w:t>
       </w:r>
@@ -5074,15 +5822,17 @@
           <w:p>
             <w:pPr>
               <w:rPr>
-                <w:b/>
-                <w:bCs/>
-              </w:rPr>
-            </w:pPr>
-            <w:r>
-              <w:rPr>
-                <w:b/>
-                <w:bCs/>
-              </w:rPr>
+                <w:rFonts w:hint="eastAsia"/>
+                <w:b/>
+                <w:bCs/>
+              </w:rPr>
+            </w:pPr>
+            <w:r>
+              <w:rPr>
+                <w:b/>
+                <w:bCs/>
+              </w:rPr>
+              <w:lastRenderedPageBreak/>
               <w:t>字段</w:t>
             </w:r>
           </w:p>
@@ -5103,6 +5853,7 @@
           <w:p>
             <w:pPr>
               <w:rPr>
+                <w:rFonts w:hint="eastAsia"/>
                 <w:b/>
                 <w:bCs/>
               </w:rPr>
@@ -5132,6 +5883,11 @@
             <w:hideMark/>
           </w:tcPr>
           <w:p>
+            <w:pPr>
+              <w:rPr>
+                <w:rFonts w:hint="eastAsia"/>
+              </w:rPr>
+            </w:pPr>
             <w:r>
               <w:rPr>
                 <w:b/>
@@ -5155,6 +5911,11 @@
             <w:hideMark/>
           </w:tcPr>
           <w:p>
+            <w:pPr>
+              <w:rPr>
+                <w:rFonts w:hint="eastAsia"/>
+              </w:rPr>
+            </w:pPr>
             <w:r>
               <w:t>验证系统是否支持富媒体格式的商品描述</w:t>
             </w:r>
@@ -5176,6 +5937,11 @@
             <w:hideMark/>
           </w:tcPr>
           <w:p>
+            <w:pPr>
+              <w:rPr>
+                <w:rFonts w:hint="eastAsia"/>
+              </w:rPr>
+            </w:pPr>
             <w:r>
               <w:rPr>
                 <w:b/>
@@ -5199,6 +5965,11 @@
             <w:hideMark/>
           </w:tcPr>
           <w:p>
+            <w:pPr>
+              <w:rPr>
+                <w:rFonts w:hint="eastAsia"/>
+              </w:rPr>
+            </w:pPr>
             <w:r>
               <w:t>管理后台 + 前台商城</w:t>
             </w:r>
@@ -5220,6 +5991,11 @@
             <w:hideMark/>
           </w:tcPr>
           <w:p>
+            <w:pPr>
+              <w:rPr>
+                <w:rFonts w:hint="eastAsia"/>
+              </w:rPr>
+            </w:pPr>
             <w:r>
               <w:rPr>
                 <w:b/>
@@ -5243,6 +6019,11 @@
             <w:hideMark/>
           </w:tcPr>
           <w:p>
+            <w:pPr>
+              <w:rPr>
+                <w:rFonts w:hint="eastAsia"/>
+              </w:rPr>
+            </w:pPr>
             <w:r>
               <w:t>管理员已登录系统</w:t>
             </w:r>
@@ -5264,6 +6045,11 @@
             <w:hideMark/>
           </w:tcPr>
           <w:p>
+            <w:pPr>
+              <w:rPr>
+                <w:rFonts w:hint="eastAsia"/>
+              </w:rPr>
+            </w:pPr>
             <w:r>
               <w:rPr>
                 <w:b/>
@@ -5287,21 +6073,41 @@
             <w:hideMark/>
           </w:tcPr>
           <w:p>
+            <w:pPr>
+              <w:rPr>
+                <w:rFonts w:hint="eastAsia"/>
+              </w:rPr>
+            </w:pPr>
             <w:r>
               <w:t>1. 进入商品添加页面</w:t>
             </w:r>
           </w:p>
           <w:p>
+            <w:pPr>
+              <w:rPr>
+                <w:rFonts w:hint="eastAsia"/>
+              </w:rPr>
+            </w:pPr>
             <w:r>
               <w:t>2. 使用富媒体编辑器添加格式化文本、图片、链接等</w:t>
             </w:r>
           </w:p>
           <w:p>
+            <w:pPr>
+              <w:rPr>
+                <w:rFonts w:hint="eastAsia"/>
+              </w:rPr>
+            </w:pPr>
             <w:r>
               <w:t>3. 保存商品</w:t>
             </w:r>
           </w:p>
           <w:p>
+            <w:pPr>
+              <w:rPr>
+                <w:rFonts w:hint="eastAsia"/>
+              </w:rPr>
+            </w:pPr>
             <w:r>
               <w:t>4. 前台查看商品详情</w:t>
             </w:r>
@@ -5323,6 +6129,11 @@
             <w:hideMark/>
           </w:tcPr>
           <w:p>
+            <w:pPr>
+              <w:rPr>
+                <w:rFonts w:hint="eastAsia"/>
+              </w:rPr>
+            </w:pPr>
             <w:r>
               <w:rPr>
                 <w:b/>
@@ -5346,65 +6157,41 @@
             <w:hideMark/>
           </w:tcPr>
           <w:p>
+            <w:pPr>
+              <w:rPr>
+                <w:rFonts w:hint="eastAsia"/>
+              </w:rPr>
+            </w:pPr>
             <w:r>
               <w:t>1. 富媒体内容保存成功</w:t>
             </w:r>
           </w:p>
           <w:p>
+            <w:pPr>
+              <w:rPr>
+                <w:rFonts w:hint="eastAsia"/>
+              </w:rPr>
+            </w:pPr>
             <w:r>
               <w:t>2. 前台页面正确显示富媒体格式</w:t>
             </w:r>
           </w:p>
         </w:tc>
       </w:tr>
-      <w:tr>
-        <w:tc>
-          <w:tcPr>
-            <w:tcW w:w="0" w:type="auto"/>
-            <w:shd w:val="clear" w:color="auto" w:fill="FFFFFF"/>
-            <w:tcMar>
-              <w:top w:w="180" w:type="dxa"/>
-              <w:left w:w="270" w:type="dxa"/>
-              <w:bottom w:w="180" w:type="dxa"/>
-              <w:right w:w="270" w:type="dxa"/>
-            </w:tcMar>
-            <w:vAlign w:val="center"/>
-            <w:hideMark/>
-          </w:tcPr>
-          <w:p>
-            <w:r>
-              <w:rPr>
-                <w:b/>
-                <w:bCs/>
-              </w:rPr>
-              <w:lastRenderedPageBreak/>
-              <w:t>风险点</w:t>
-            </w:r>
-          </w:p>
-        </w:tc>
-        <w:tc>
-          <w:tcPr>
-            <w:tcW w:w="0" w:type="auto"/>
-            <w:shd w:val="clear" w:color="auto" w:fill="FFFFFF"/>
-            <w:tcMar>
-              <w:top w:w="180" w:type="dxa"/>
-              <w:left w:w="270" w:type="dxa"/>
-              <w:bottom w:w="180" w:type="dxa"/>
-              <w:right w:w="270" w:type="dxa"/>
-            </w:tcMar>
-            <w:vAlign w:val="center"/>
-            <w:hideMark/>
-          </w:tcPr>
-          <w:p>
-            <w:r>
-              <w:t>富媒体内容可能在前台显示异常</w:t>
-            </w:r>
-          </w:p>
-        </w:tc>
-      </w:tr>
     </w:tbl>
-    <w:p/>
     <w:p>
+      <w:pPr>
+        <w:rPr>
+          <w:rFonts w:hint="eastAsia"/>
+        </w:rPr>
+      </w:pPr>
+    </w:p>
+    <w:p>
+      <w:pPr>
+        <w:rPr>
+          <w:rFonts w:hint="eastAsia"/>
+        </w:rPr>
+      </w:pPr>
       <w:r>
         <w:t>#### TC_GOODS_012 - 图片格式验证（反向测试）</w:t>
       </w:r>
@@ -5451,6 +6238,7 @@
           <w:p>
             <w:pPr>
               <w:rPr>
+                <w:rFonts w:hint="eastAsia"/>
                 <w:b/>
                 <w:bCs/>
               </w:rPr>
@@ -5480,6 +6268,7 @@
           <w:p>
             <w:pPr>
               <w:rPr>
+                <w:rFonts w:hint="eastAsia"/>
                 <w:b/>
                 <w:bCs/>
               </w:rPr>
@@ -5509,6 +6298,11 @@
             <w:hideMark/>
           </w:tcPr>
           <w:p>
+            <w:pPr>
+              <w:rPr>
+                <w:rFonts w:hint="eastAsia"/>
+              </w:rPr>
+            </w:pPr>
             <w:r>
               <w:rPr>
                 <w:b/>
@@ -5532,6 +6326,11 @@
             <w:hideMark/>
           </w:tcPr>
           <w:p>
+            <w:pPr>
+              <w:rPr>
+                <w:rFonts w:hint="eastAsia"/>
+              </w:rPr>
+            </w:pPr>
             <w:r>
               <w:t>验证系统对不支持的图片格式的处理</w:t>
             </w:r>
@@ -5553,6 +6352,11 @@
             <w:hideMark/>
           </w:tcPr>
           <w:p>
+            <w:pPr>
+              <w:rPr>
+                <w:rFonts w:hint="eastAsia"/>
+              </w:rPr>
+            </w:pPr>
             <w:r>
               <w:rPr>
                 <w:b/>
@@ -5576,6 +6380,11 @@
             <w:hideMark/>
           </w:tcPr>
           <w:p>
+            <w:pPr>
+              <w:rPr>
+                <w:rFonts w:hint="eastAsia"/>
+              </w:rPr>
+            </w:pPr>
             <w:r>
               <w:t>管理后台</w:t>
             </w:r>
@@ -5597,6 +6406,11 @@
             <w:hideMark/>
           </w:tcPr>
           <w:p>
+            <w:pPr>
+              <w:rPr>
+                <w:rFonts w:hint="eastAsia"/>
+              </w:rPr>
+            </w:pPr>
             <w:r>
               <w:rPr>
                 <w:b/>
@@ -5620,6 +6434,11 @@
             <w:hideMark/>
           </w:tcPr>
           <w:p>
+            <w:pPr>
+              <w:rPr>
+                <w:rFonts w:hint="eastAsia"/>
+              </w:rPr>
+            </w:pPr>
             <w:r>
               <w:t>管理员已登录系统</w:t>
             </w:r>
@@ -5641,6 +6460,11 @@
             <w:hideMark/>
           </w:tcPr>
           <w:p>
+            <w:pPr>
+              <w:rPr>
+                <w:rFonts w:hint="eastAsia"/>
+              </w:rPr>
+            </w:pPr>
             <w:r>
               <w:rPr>
                 <w:b/>
@@ -5664,16 +6488,31 @@
             <w:hideMark/>
           </w:tcPr>
           <w:p>
+            <w:pPr>
+              <w:rPr>
+                <w:rFonts w:hint="eastAsia"/>
+              </w:rPr>
+            </w:pPr>
             <w:r>
               <w:t>1. 进入商品添加页面</w:t>
             </w:r>
           </w:p>
           <w:p>
+            <w:pPr>
+              <w:rPr>
+                <w:rFonts w:hint="eastAsia"/>
+              </w:rPr>
+            </w:pPr>
             <w:r>
               <w:t>2. 尝试上传不支持的图片格式</w:t>
             </w:r>
           </w:p>
           <w:p>
+            <w:pPr>
+              <w:rPr>
+                <w:rFonts w:hint="eastAsia"/>
+              </w:rPr>
+            </w:pPr>
             <w:r>
               <w:t>3. 查看系统响应</w:t>
             </w:r>
@@ -5695,6 +6534,11 @@
             <w:hideMark/>
           </w:tcPr>
           <w:p>
+            <w:pPr>
+              <w:rPr>
+                <w:rFonts w:hint="eastAsia"/>
+              </w:rPr>
+            </w:pPr>
             <w:r>
               <w:rPr>
                 <w:b/>
@@ -5718,11 +6562,21 @@
             <w:hideMark/>
           </w:tcPr>
           <w:p>
+            <w:pPr>
+              <w:rPr>
+                <w:rFonts w:hint="eastAsia"/>
+              </w:rPr>
+            </w:pPr>
             <w:r>
               <w:t>1. 系统拒绝上传不支持的格式</w:t>
             </w:r>
           </w:p>
           <w:p>
+            <w:pPr>
+              <w:rPr>
+                <w:rFonts w:hint="eastAsia"/>
+              </w:rPr>
+            </w:pPr>
             <w:r>
               <w:t>2. 给出明确的错误提示</w:t>
             </w:r>
@@ -5744,6 +6598,11 @@
             <w:hideMark/>
           </w:tcPr>
           <w:p>
+            <w:pPr>
+              <w:rPr>
+                <w:rFonts w:hint="eastAsia"/>
+              </w:rPr>
+            </w:pPr>
             <w:r>
               <w:rPr>
                 <w:b/>
@@ -5767,59 +6626,31 @@
             <w:hideMark/>
           </w:tcPr>
           <w:p>
+            <w:pPr>
+              <w:rPr>
+                <w:rFonts w:hint="eastAsia"/>
+              </w:rPr>
+            </w:pPr>
             <w:r>
               <w:t>不支持的图片格式文件</w:t>
             </w:r>
           </w:p>
         </w:tc>
       </w:tr>
-      <w:tr>
-        <w:tc>
-          <w:tcPr>
-            <w:tcW w:w="0" w:type="auto"/>
-            <w:shd w:val="clear" w:color="auto" w:fill="FFFFFF"/>
-            <w:tcMar>
-              <w:top w:w="180" w:type="dxa"/>
-              <w:left w:w="270" w:type="dxa"/>
-              <w:bottom w:w="180" w:type="dxa"/>
-              <w:right w:w="270" w:type="dxa"/>
-            </w:tcMar>
-            <w:vAlign w:val="center"/>
-            <w:hideMark/>
-          </w:tcPr>
-          <w:p>
-            <w:r>
-              <w:rPr>
-                <w:b/>
-                <w:bCs/>
-              </w:rPr>
-              <w:t>风险点</w:t>
-            </w:r>
-          </w:p>
-        </w:tc>
-        <w:tc>
-          <w:tcPr>
-            <w:tcW w:w="0" w:type="auto"/>
-            <w:shd w:val="clear" w:color="auto" w:fill="FFFFFF"/>
-            <w:tcMar>
-              <w:top w:w="180" w:type="dxa"/>
-              <w:left w:w="270" w:type="dxa"/>
-              <w:bottom w:w="180" w:type="dxa"/>
-              <w:right w:w="270" w:type="dxa"/>
-            </w:tcMar>
-            <w:vAlign w:val="center"/>
-            <w:hideMark/>
-          </w:tcPr>
-          <w:p>
-            <w:r>
-              <w:t>文件验证不严可能导致安全风险</w:t>
-            </w:r>
-          </w:p>
-        </w:tc>
-      </w:tr>
     </w:tbl>
-    <w:p/>
     <w:p>
+      <w:pPr>
+        <w:rPr>
+          <w:rFonts w:hint="eastAsia"/>
+        </w:rPr>
+      </w:pPr>
+    </w:p>
+    <w:p>
+      <w:pPr>
+        <w:rPr>
+          <w:rFonts w:hint="eastAsia"/>
+        </w:rPr>
+      </w:pPr>
       <w:r>
         <w:t xml:space="preserve">## </w:t>
       </w:r>
@@ -5834,6 +6665,11 @@
       </w:r>
     </w:p>
     <w:p>
+      <w:pPr>
+        <w:rPr>
+          <w:rFonts w:hint="eastAsia"/>
+        </w:rPr>
+      </w:pPr>
       <w:r>
         <w:t xml:space="preserve">### </w:t>
       </w:r>
@@ -5848,6 +6684,11 @@
       </w:r>
     </w:p>
     <w:p>
+      <w:pPr>
+        <w:rPr>
+          <w:rFonts w:hint="eastAsia"/>
+        </w:rPr>
+      </w:pPr>
       <w:r>
         <w:t>#### TC_CUSTOMER_001 - 客户自由注册（正向测试）</w:t>
       </w:r>
@@ -5894,15 +6735,17 @@
           <w:p>
             <w:pPr>
               <w:rPr>
-                <w:b/>
-                <w:bCs/>
-              </w:rPr>
-            </w:pPr>
-            <w:r>
-              <w:rPr>
-                <w:b/>
-                <w:bCs/>
-              </w:rPr>
+                <w:rFonts w:hint="eastAsia"/>
+                <w:b/>
+                <w:bCs/>
+              </w:rPr>
+            </w:pPr>
+            <w:r>
+              <w:rPr>
+                <w:b/>
+                <w:bCs/>
+              </w:rPr>
+              <w:lastRenderedPageBreak/>
               <w:t>字段</w:t>
             </w:r>
           </w:p>
@@ -5923,6 +6766,7 @@
           <w:p>
             <w:pPr>
               <w:rPr>
+                <w:rFonts w:hint="eastAsia"/>
                 <w:b/>
                 <w:bCs/>
               </w:rPr>
@@ -5952,6 +6796,11 @@
             <w:hideMark/>
           </w:tcPr>
           <w:p>
+            <w:pPr>
+              <w:rPr>
+                <w:rFonts w:hint="eastAsia"/>
+              </w:rPr>
+            </w:pPr>
             <w:r>
               <w:rPr>
                 <w:b/>
@@ -5975,6 +6824,11 @@
             <w:hideMark/>
           </w:tcPr>
           <w:p>
+            <w:pPr>
+              <w:rPr>
+                <w:rFonts w:hint="eastAsia"/>
+              </w:rPr>
+            </w:pPr>
             <w:r>
               <w:t>验证客户是否能成功注册系统账户</w:t>
             </w:r>
@@ -5996,6 +6850,11 @@
             <w:hideMark/>
           </w:tcPr>
           <w:p>
+            <w:pPr>
+              <w:rPr>
+                <w:rFonts w:hint="eastAsia"/>
+              </w:rPr>
+            </w:pPr>
             <w:r>
               <w:rPr>
                 <w:b/>
@@ -6019,6 +6878,11 @@
             <w:hideMark/>
           </w:tcPr>
           <w:p>
+            <w:pPr>
+              <w:rPr>
+                <w:rFonts w:hint="eastAsia"/>
+              </w:rPr>
+            </w:pPr>
             <w:r>
               <w:t>前台商城</w:t>
             </w:r>
@@ -6040,6 +6904,11 @@
             <w:hideMark/>
           </w:tcPr>
           <w:p>
+            <w:pPr>
+              <w:rPr>
+                <w:rFonts w:hint="eastAsia"/>
+              </w:rPr>
+            </w:pPr>
             <w:r>
               <w:rPr>
                 <w:b/>
@@ -6063,6 +6932,11 @@
             <w:hideMark/>
           </w:tcPr>
           <w:p>
+            <w:pPr>
+              <w:rPr>
+                <w:rFonts w:hint="eastAsia"/>
+              </w:rPr>
+            </w:pPr>
             <w:r>
               <w:t>无特定前置条件</w:t>
             </w:r>
@@ -6084,6 +6958,11 @@
             <w:hideMark/>
           </w:tcPr>
           <w:p>
+            <w:pPr>
+              <w:rPr>
+                <w:rFonts w:hint="eastAsia"/>
+              </w:rPr>
+            </w:pPr>
             <w:r>
               <w:rPr>
                 <w:b/>
@@ -6107,16 +6986,31 @@
             <w:hideMark/>
           </w:tcPr>
           <w:p>
+            <w:pPr>
+              <w:rPr>
+                <w:rFonts w:hint="eastAsia"/>
+              </w:rPr>
+            </w:pPr>
             <w:r>
               <w:t>1. 访问注册页面</w:t>
             </w:r>
           </w:p>
           <w:p>
+            <w:pPr>
+              <w:rPr>
+                <w:rFonts w:hint="eastAsia"/>
+              </w:rPr>
+            </w:pPr>
             <w:r>
               <w:t>2. 填写完整注册信息（用户名、密码、电话、默认交易地点）</w:t>
             </w:r>
           </w:p>
           <w:p>
+            <w:pPr>
+              <w:rPr>
+                <w:rFonts w:hint="eastAsia"/>
+              </w:rPr>
+            </w:pPr>
             <w:r>
               <w:t>3. 点击注册按钮</w:t>
             </w:r>
@@ -6138,12 +7032,16 @@
             <w:hideMark/>
           </w:tcPr>
           <w:p>
-            <w:r>
-              <w:rPr>
-                <w:b/>
-                <w:bCs/>
-              </w:rPr>
-              <w:lastRenderedPageBreak/>
+            <w:pPr>
+              <w:rPr>
+                <w:rFonts w:hint="eastAsia"/>
+              </w:rPr>
+            </w:pPr>
+            <w:r>
+              <w:rPr>
+                <w:b/>
+                <w:bCs/>
+              </w:rPr>
               <w:t>预期结果</w:t>
             </w:r>
           </w:p>
@@ -6162,16 +7060,31 @@
             <w:hideMark/>
           </w:tcPr>
           <w:p>
+            <w:pPr>
+              <w:rPr>
+                <w:rFonts w:hint="eastAsia"/>
+              </w:rPr>
+            </w:pPr>
             <w:r>
               <w:t>1. 注册成功</w:t>
             </w:r>
           </w:p>
           <w:p>
+            <w:pPr>
+              <w:rPr>
+                <w:rFonts w:hint="eastAsia"/>
+              </w:rPr>
+            </w:pPr>
             <w:r>
               <w:t>2. 系统自动登录并显示用户信息</w:t>
             </w:r>
           </w:p>
           <w:p>
+            <w:pPr>
+              <w:rPr>
+                <w:rFonts w:hint="eastAsia"/>
+              </w:rPr>
+            </w:pPr>
             <w:r>
               <w:t>3. 用户数据正确保存</w:t>
             </w:r>
@@ -6193,6 +7106,11 @@
             <w:hideMark/>
           </w:tcPr>
           <w:p>
+            <w:pPr>
+              <w:rPr>
+                <w:rFonts w:hint="eastAsia"/>
+              </w:rPr>
+            </w:pPr>
             <w:r>
               <w:rPr>
                 <w:b/>
@@ -6216,59 +7134,31 @@
             <w:hideMark/>
           </w:tcPr>
           <w:p>
+            <w:pPr>
+              <w:rPr>
+                <w:rFonts w:hint="eastAsia"/>
+              </w:rPr>
+            </w:pPr>
             <w:r>
               <w:t>有效的注册信息</w:t>
             </w:r>
           </w:p>
         </w:tc>
       </w:tr>
-      <w:tr>
-        <w:tc>
-          <w:tcPr>
-            <w:tcW w:w="0" w:type="auto"/>
-            <w:shd w:val="clear" w:color="auto" w:fill="FFFFFF"/>
-            <w:tcMar>
-              <w:top w:w="180" w:type="dxa"/>
-              <w:left w:w="270" w:type="dxa"/>
-              <w:bottom w:w="180" w:type="dxa"/>
-              <w:right w:w="270" w:type="dxa"/>
-            </w:tcMar>
-            <w:vAlign w:val="center"/>
-            <w:hideMark/>
-          </w:tcPr>
-          <w:p>
-            <w:r>
-              <w:rPr>
-                <w:b/>
-                <w:bCs/>
-              </w:rPr>
-              <w:t>风险点</w:t>
-            </w:r>
-          </w:p>
-        </w:tc>
-        <w:tc>
-          <w:tcPr>
-            <w:tcW w:w="0" w:type="auto"/>
-            <w:shd w:val="clear" w:color="auto" w:fill="FFFFFF"/>
-            <w:tcMar>
-              <w:top w:w="180" w:type="dxa"/>
-              <w:left w:w="270" w:type="dxa"/>
-              <w:bottom w:w="180" w:type="dxa"/>
-              <w:right w:w="270" w:type="dxa"/>
-            </w:tcMar>
-            <w:vAlign w:val="center"/>
-            <w:hideMark/>
-          </w:tcPr>
-          <w:p>
-            <w:r>
-              <w:t>注册验证逻辑可能存在漏洞</w:t>
-            </w:r>
-          </w:p>
-        </w:tc>
-      </w:tr>
     </w:tbl>
-    <w:p/>
     <w:p>
+      <w:pPr>
+        <w:rPr>
+          <w:rFonts w:hint="eastAsia"/>
+        </w:rPr>
+      </w:pPr>
+    </w:p>
+    <w:p>
+      <w:pPr>
+        <w:rPr>
+          <w:rFonts w:hint="eastAsia"/>
+        </w:rPr>
+      </w:pPr>
       <w:r>
         <w:t>#### TC_CUSTOMER_002 - 注册信息验证（反向测试）</w:t>
       </w:r>
@@ -6315,6 +7205,7 @@
           <w:p>
             <w:pPr>
               <w:rPr>
+                <w:rFonts w:hint="eastAsia"/>
                 <w:b/>
                 <w:bCs/>
               </w:rPr>
@@ -6344,6 +7235,7 @@
           <w:p>
             <w:pPr>
               <w:rPr>
+                <w:rFonts w:hint="eastAsia"/>
                 <w:b/>
                 <w:bCs/>
               </w:rPr>
@@ -6373,6 +7265,11 @@
             <w:hideMark/>
           </w:tcPr>
           <w:p>
+            <w:pPr>
+              <w:rPr>
+                <w:rFonts w:hint="eastAsia"/>
+              </w:rPr>
+            </w:pPr>
             <w:r>
               <w:rPr>
                 <w:b/>
@@ -6396,6 +7293,11 @@
             <w:hideMark/>
           </w:tcPr>
           <w:p>
+            <w:pPr>
+              <w:rPr>
+                <w:rFonts w:hint="eastAsia"/>
+              </w:rPr>
+            </w:pPr>
             <w:r>
               <w:t>验证系统对无效注册信息的验证</w:t>
             </w:r>
@@ -6417,6 +7319,11 @@
             <w:hideMark/>
           </w:tcPr>
           <w:p>
+            <w:pPr>
+              <w:rPr>
+                <w:rFonts w:hint="eastAsia"/>
+              </w:rPr>
+            </w:pPr>
             <w:r>
               <w:rPr>
                 <w:b/>
@@ -6440,6 +7347,11 @@
             <w:hideMark/>
           </w:tcPr>
           <w:p>
+            <w:pPr>
+              <w:rPr>
+                <w:rFonts w:hint="eastAsia"/>
+              </w:rPr>
+            </w:pPr>
             <w:r>
               <w:t>前台商城</w:t>
             </w:r>
@@ -6461,6 +7373,11 @@
             <w:hideMark/>
           </w:tcPr>
           <w:p>
+            <w:pPr>
+              <w:rPr>
+                <w:rFonts w:hint="eastAsia"/>
+              </w:rPr>
+            </w:pPr>
             <w:r>
               <w:rPr>
                 <w:b/>
@@ -6484,6 +7401,11 @@
             <w:hideMark/>
           </w:tcPr>
           <w:p>
+            <w:pPr>
+              <w:rPr>
+                <w:rFonts w:hint="eastAsia"/>
+              </w:rPr>
+            </w:pPr>
             <w:r>
               <w:t>无特定前置条件</w:t>
             </w:r>
@@ -6505,6 +7427,11 @@
             <w:hideMark/>
           </w:tcPr>
           <w:p>
+            <w:pPr>
+              <w:rPr>
+                <w:rFonts w:hint="eastAsia"/>
+              </w:rPr>
+            </w:pPr>
             <w:r>
               <w:rPr>
                 <w:b/>
@@ -6528,21 +7455,41 @@
             <w:hideMark/>
           </w:tcPr>
           <w:p>
+            <w:pPr>
+              <w:rPr>
+                <w:rFonts w:hint="eastAsia"/>
+              </w:rPr>
+            </w:pPr>
             <w:r>
               <w:t>1. 访问注册页面</w:t>
             </w:r>
           </w:p>
           <w:p>
+            <w:pPr>
+              <w:rPr>
+                <w:rFonts w:hint="eastAsia"/>
+              </w:rPr>
+            </w:pPr>
             <w:r>
               <w:t>2. 填写不同类型的无效信息：空用户名、弱密码、无效手机号等</w:t>
             </w:r>
           </w:p>
           <w:p>
+            <w:pPr>
+              <w:rPr>
+                <w:rFonts w:hint="eastAsia"/>
+              </w:rPr>
+            </w:pPr>
             <w:r>
               <w:t>3. 点击注册按钮</w:t>
             </w:r>
           </w:p>
           <w:p>
+            <w:pPr>
+              <w:rPr>
+                <w:rFonts w:hint="eastAsia"/>
+              </w:rPr>
+            </w:pPr>
             <w:r>
               <w:t>4. 查看系统响应</w:t>
             </w:r>
@@ -6564,6 +7511,11 @@
             <w:hideMark/>
           </w:tcPr>
           <w:p>
+            <w:pPr>
+              <w:rPr>
+                <w:rFonts w:hint="eastAsia"/>
+              </w:rPr>
+            </w:pPr>
             <w:r>
               <w:rPr>
                 <w:b/>
@@ -6587,11 +7539,21 @@
             <w:hideMark/>
           </w:tcPr>
           <w:p>
+            <w:pPr>
+              <w:rPr>
+                <w:rFonts w:hint="eastAsia"/>
+              </w:rPr>
+            </w:pPr>
             <w:r>
               <w:t>1. 系统拒绝注册</w:t>
             </w:r>
           </w:p>
           <w:p>
+            <w:pPr>
+              <w:rPr>
+                <w:rFonts w:hint="eastAsia"/>
+              </w:rPr>
+            </w:pPr>
             <w:r>
               <w:t>2. 给出相应的错误提示信息</w:t>
             </w:r>
@@ -6613,6 +7575,11 @@
             <w:hideMark/>
           </w:tcPr>
           <w:p>
+            <w:pPr>
+              <w:rPr>
+                <w:rFonts w:hint="eastAsia"/>
+              </w:rPr>
+            </w:pPr>
             <w:r>
               <w:rPr>
                 <w:b/>
@@ -6636,59 +7603,31 @@
             <w:hideMark/>
           </w:tcPr>
           <w:p>
+            <w:pPr>
+              <w:rPr>
+                <w:rFonts w:hint="eastAsia"/>
+              </w:rPr>
+            </w:pPr>
             <w:r>
               <w:t>空值、特殊字符、不合法手机号等</w:t>
             </w:r>
           </w:p>
         </w:tc>
       </w:tr>
-      <w:tr>
-        <w:tc>
-          <w:tcPr>
-            <w:tcW w:w="0" w:type="auto"/>
-            <w:shd w:val="clear" w:color="auto" w:fill="FFFFFF"/>
-            <w:tcMar>
-              <w:top w:w="180" w:type="dxa"/>
-              <w:left w:w="270" w:type="dxa"/>
-              <w:bottom w:w="180" w:type="dxa"/>
-              <w:right w:w="270" w:type="dxa"/>
-            </w:tcMar>
-            <w:vAlign w:val="center"/>
-            <w:hideMark/>
-          </w:tcPr>
-          <w:p>
-            <w:r>
-              <w:rPr>
-                <w:b/>
-                <w:bCs/>
-              </w:rPr>
-              <w:t>风险点</w:t>
-            </w:r>
-          </w:p>
-        </w:tc>
-        <w:tc>
-          <w:tcPr>
-            <w:tcW w:w="0" w:type="auto"/>
-            <w:shd w:val="clear" w:color="auto" w:fill="FFFFFF"/>
-            <w:tcMar>
-              <w:top w:w="180" w:type="dxa"/>
-              <w:left w:w="270" w:type="dxa"/>
-              <w:bottom w:w="180" w:type="dxa"/>
-              <w:right w:w="270" w:type="dxa"/>
-            </w:tcMar>
-            <w:vAlign w:val="center"/>
-            <w:hideMark/>
-          </w:tcPr>
-          <w:p>
-            <w:r>
-              <w:t>验证逻辑不严可能导致垃圾数据</w:t>
-            </w:r>
-          </w:p>
-        </w:tc>
-      </w:tr>
     </w:tbl>
-    <w:p/>
     <w:p>
+      <w:pPr>
+        <w:rPr>
+          <w:rFonts w:hint="eastAsia"/>
+        </w:rPr>
+      </w:pPr>
+    </w:p>
+    <w:p>
+      <w:pPr>
+        <w:rPr>
+          <w:rFonts w:hint="eastAsia"/>
+        </w:rPr>
+      </w:pPr>
       <w:r>
         <w:t>#### TC_CUSTOMER_003 - 重复用户名注册（反向测试）</w:t>
       </w:r>
@@ -6735,15 +7674,17 @@
           <w:p>
             <w:pPr>
               <w:rPr>
-                <w:b/>
-                <w:bCs/>
-              </w:rPr>
-            </w:pPr>
-            <w:r>
-              <w:rPr>
-                <w:b/>
-                <w:bCs/>
-              </w:rPr>
+                <w:rFonts w:hint="eastAsia"/>
+                <w:b/>
+                <w:bCs/>
+              </w:rPr>
+            </w:pPr>
+            <w:r>
+              <w:rPr>
+                <w:b/>
+                <w:bCs/>
+              </w:rPr>
+              <w:lastRenderedPageBreak/>
               <w:t>字段</w:t>
             </w:r>
           </w:p>
@@ -6764,6 +7705,7 @@
           <w:p>
             <w:pPr>
               <w:rPr>
+                <w:rFonts w:hint="eastAsia"/>
                 <w:b/>
                 <w:bCs/>
               </w:rPr>
@@ -6793,6 +7735,11 @@
             <w:hideMark/>
           </w:tcPr>
           <w:p>
+            <w:pPr>
+              <w:rPr>
+                <w:rFonts w:hint="eastAsia"/>
+              </w:rPr>
+            </w:pPr>
             <w:r>
               <w:rPr>
                 <w:b/>
@@ -6816,6 +7763,11 @@
             <w:hideMark/>
           </w:tcPr>
           <w:p>
+            <w:pPr>
+              <w:rPr>
+                <w:rFonts w:hint="eastAsia"/>
+              </w:rPr>
+            </w:pPr>
             <w:r>
               <w:t>验证系统对重复用户名注册的处理</w:t>
             </w:r>
@@ -6837,6 +7789,11 @@
             <w:hideMark/>
           </w:tcPr>
           <w:p>
+            <w:pPr>
+              <w:rPr>
+                <w:rFonts w:hint="eastAsia"/>
+              </w:rPr>
+            </w:pPr>
             <w:r>
               <w:rPr>
                 <w:b/>
@@ -6860,6 +7817,11 @@
             <w:hideMark/>
           </w:tcPr>
           <w:p>
+            <w:pPr>
+              <w:rPr>
+                <w:rFonts w:hint="eastAsia"/>
+              </w:rPr>
+            </w:pPr>
             <w:r>
               <w:t>前台商城</w:t>
             </w:r>
@@ -6881,12 +7843,16 @@
             <w:hideMark/>
           </w:tcPr>
           <w:p>
-            <w:r>
-              <w:rPr>
-                <w:b/>
-                <w:bCs/>
-              </w:rPr>
-              <w:lastRenderedPageBreak/>
+            <w:pPr>
+              <w:rPr>
+                <w:rFonts w:hint="eastAsia"/>
+              </w:rPr>
+            </w:pPr>
+            <w:r>
+              <w:rPr>
+                <w:b/>
+                <w:bCs/>
+              </w:rPr>
               <w:t>前置条件</w:t>
             </w:r>
           </w:p>
@@ -6905,6 +7871,11 @@
             <w:hideMark/>
           </w:tcPr>
           <w:p>
+            <w:pPr>
+              <w:rPr>
+                <w:rFonts w:hint="eastAsia"/>
+              </w:rPr>
+            </w:pPr>
             <w:r>
               <w:t>系统中已存在某用户名的注册用户</w:t>
             </w:r>
@@ -6926,6 +7897,11 @@
             <w:hideMark/>
           </w:tcPr>
           <w:p>
+            <w:pPr>
+              <w:rPr>
+                <w:rFonts w:hint="eastAsia"/>
+              </w:rPr>
+            </w:pPr>
             <w:r>
               <w:rPr>
                 <w:b/>
@@ -6949,16 +7925,31 @@
             <w:hideMark/>
           </w:tcPr>
           <w:p>
+            <w:pPr>
+              <w:rPr>
+                <w:rFonts w:hint="eastAsia"/>
+              </w:rPr>
+            </w:pPr>
             <w:r>
               <w:t>1. 访问注册页面</w:t>
             </w:r>
           </w:p>
           <w:p>
+            <w:pPr>
+              <w:rPr>
+                <w:rFonts w:hint="eastAsia"/>
+              </w:rPr>
+            </w:pPr>
             <w:r>
               <w:t>2. 使用已存在的用户名注册</w:t>
             </w:r>
           </w:p>
           <w:p>
+            <w:pPr>
+              <w:rPr>
+                <w:rFonts w:hint="eastAsia"/>
+              </w:rPr>
+            </w:pPr>
             <w:r>
               <w:t>3. 点击注册按钮</w:t>
             </w:r>
@@ -6980,6 +7971,11 @@
             <w:hideMark/>
           </w:tcPr>
           <w:p>
+            <w:pPr>
+              <w:rPr>
+                <w:rFonts w:hint="eastAsia"/>
+              </w:rPr>
+            </w:pPr>
             <w:r>
               <w:rPr>
                 <w:b/>
@@ -7003,11 +7999,21 @@
             <w:hideMark/>
           </w:tcPr>
           <w:p>
+            <w:pPr>
+              <w:rPr>
+                <w:rFonts w:hint="eastAsia"/>
+              </w:rPr>
+            </w:pPr>
             <w:r>
               <w:t>1. 系统拒绝注册</w:t>
             </w:r>
           </w:p>
           <w:p>
+            <w:pPr>
+              <w:rPr>
+                <w:rFonts w:hint="eastAsia"/>
+              </w:rPr>
+            </w:pPr>
             <w:r>
               <w:t>2. 提示 “用户名已存在”</w:t>
             </w:r>
@@ -7029,6 +8035,11 @@
             <w:hideMark/>
           </w:tcPr>
           <w:p>
+            <w:pPr>
+              <w:rPr>
+                <w:rFonts w:hint="eastAsia"/>
+              </w:rPr>
+            </w:pPr>
             <w:r>
               <w:rPr>
                 <w:b/>
@@ -7052,59 +8063,31 @@
             <w:hideMark/>
           </w:tcPr>
           <w:p>
+            <w:pPr>
+              <w:rPr>
+                <w:rFonts w:hint="eastAsia"/>
+              </w:rPr>
+            </w:pPr>
             <w:r>
               <w:t>已存在的用户名</w:t>
             </w:r>
           </w:p>
         </w:tc>
       </w:tr>
-      <w:tr>
-        <w:tc>
-          <w:tcPr>
-            <w:tcW w:w="0" w:type="auto"/>
-            <w:shd w:val="clear" w:color="auto" w:fill="FFFFFF"/>
-            <w:tcMar>
-              <w:top w:w="180" w:type="dxa"/>
-              <w:left w:w="270" w:type="dxa"/>
-              <w:bottom w:w="180" w:type="dxa"/>
-              <w:right w:w="270" w:type="dxa"/>
-            </w:tcMar>
-            <w:vAlign w:val="center"/>
-            <w:hideMark/>
-          </w:tcPr>
-          <w:p>
-            <w:r>
-              <w:rPr>
-                <w:b/>
-                <w:bCs/>
-              </w:rPr>
-              <w:t>风险点</w:t>
-            </w:r>
-          </w:p>
-        </w:tc>
-        <w:tc>
-          <w:tcPr>
-            <w:tcW w:w="0" w:type="auto"/>
-            <w:shd w:val="clear" w:color="auto" w:fill="FFFFFF"/>
-            <w:tcMar>
-              <w:top w:w="180" w:type="dxa"/>
-              <w:left w:w="270" w:type="dxa"/>
-              <w:bottom w:w="180" w:type="dxa"/>
-              <w:right w:w="270" w:type="dxa"/>
-            </w:tcMar>
-            <w:vAlign w:val="center"/>
-            <w:hideMark/>
-          </w:tcPr>
-          <w:p>
-            <w:r>
-              <w:t>可能导致数据重复</w:t>
-            </w:r>
-          </w:p>
-        </w:tc>
-      </w:tr>
     </w:tbl>
-    <w:p/>
     <w:p>
+      <w:pPr>
+        <w:rPr>
+          <w:rFonts w:hint="eastAsia"/>
+        </w:rPr>
+      </w:pPr>
+    </w:p>
+    <w:p>
+      <w:pPr>
+        <w:rPr>
+          <w:rFonts w:hint="eastAsia"/>
+        </w:rPr>
+      </w:pPr>
       <w:r>
         <w:t xml:space="preserve">### </w:t>
       </w:r>
@@ -7119,6 +8102,11 @@
       </w:r>
     </w:p>
     <w:p>
+      <w:pPr>
+        <w:rPr>
+          <w:rFonts w:hint="eastAsia"/>
+        </w:rPr>
+      </w:pPr>
       <w:r>
         <w:t>#### TC_CUSTOMER_004 - 查看历史下单记录（正向测试）</w:t>
       </w:r>
@@ -7165,6 +8153,7 @@
           <w:p>
             <w:pPr>
               <w:rPr>
+                <w:rFonts w:hint="eastAsia"/>
                 <w:b/>
                 <w:bCs/>
               </w:rPr>
@@ -7194,6 +8183,7 @@
           <w:p>
             <w:pPr>
               <w:rPr>
+                <w:rFonts w:hint="eastAsia"/>
                 <w:b/>
                 <w:bCs/>
               </w:rPr>
@@ -7223,6 +8213,11 @@
             <w:hideMark/>
           </w:tcPr>
           <w:p>
+            <w:pPr>
+              <w:rPr>
+                <w:rFonts w:hint="eastAsia"/>
+              </w:rPr>
+            </w:pPr>
             <w:r>
               <w:rPr>
                 <w:b/>
@@ -7246,6 +8241,11 @@
             <w:hideMark/>
           </w:tcPr>
           <w:p>
+            <w:pPr>
+              <w:rPr>
+                <w:rFonts w:hint="eastAsia"/>
+              </w:rPr>
+            </w:pPr>
             <w:r>
               <w:t>验证登录用户是否能查看自己的订单历史</w:t>
             </w:r>
@@ -7267,6 +8267,11 @@
             <w:hideMark/>
           </w:tcPr>
           <w:p>
+            <w:pPr>
+              <w:rPr>
+                <w:rFonts w:hint="eastAsia"/>
+              </w:rPr>
+            </w:pPr>
             <w:r>
               <w:rPr>
                 <w:b/>
@@ -7290,6 +8295,11 @@
             <w:hideMark/>
           </w:tcPr>
           <w:p>
+            <w:pPr>
+              <w:rPr>
+                <w:rFonts w:hint="eastAsia"/>
+              </w:rPr>
+            </w:pPr>
             <w:r>
               <w:t>前台商城</w:t>
             </w:r>
@@ -7311,6 +8321,11 @@
             <w:hideMark/>
           </w:tcPr>
           <w:p>
+            <w:pPr>
+              <w:rPr>
+                <w:rFonts w:hint="eastAsia"/>
+              </w:rPr>
+            </w:pPr>
             <w:r>
               <w:rPr>
                 <w:b/>
@@ -7334,11 +8349,21 @@
             <w:hideMark/>
           </w:tcPr>
           <w:p>
+            <w:pPr>
+              <w:rPr>
+                <w:rFonts w:hint="eastAsia"/>
+              </w:rPr>
+            </w:pPr>
             <w:r>
               <w:t>1. 用户已注册并登录</w:t>
             </w:r>
           </w:p>
           <w:p>
+            <w:pPr>
+              <w:rPr>
+                <w:rFonts w:hint="eastAsia"/>
+              </w:rPr>
+            </w:pPr>
             <w:r>
               <w:t>2. 用户已有订单记录</w:t>
             </w:r>
@@ -7360,6 +8385,11 @@
             <w:hideMark/>
           </w:tcPr>
           <w:p>
+            <w:pPr>
+              <w:rPr>
+                <w:rFonts w:hint="eastAsia"/>
+              </w:rPr>
+            </w:pPr>
             <w:r>
               <w:rPr>
                 <w:b/>
@@ -7383,16 +8413,31 @@
             <w:hideMark/>
           </w:tcPr>
           <w:p>
+            <w:pPr>
+              <w:rPr>
+                <w:rFonts w:hint="eastAsia"/>
+              </w:rPr>
+            </w:pPr>
             <w:r>
               <w:t>1. 用户登录系统</w:t>
             </w:r>
           </w:p>
           <w:p>
+            <w:pPr>
+              <w:rPr>
+                <w:rFonts w:hint="eastAsia"/>
+              </w:rPr>
+            </w:pPr>
             <w:r>
               <w:t>2. 进入 “我的订单” 页面</w:t>
             </w:r>
           </w:p>
           <w:p>
+            <w:pPr>
+              <w:rPr>
+                <w:rFonts w:hint="eastAsia"/>
+              </w:rPr>
+            </w:pPr>
             <w:r>
               <w:t>3. 查看订单列表</w:t>
             </w:r>
@@ -7414,6 +8459,11 @@
             <w:hideMark/>
           </w:tcPr>
           <w:p>
+            <w:pPr>
+              <w:rPr>
+                <w:rFonts w:hint="eastAsia"/>
+              </w:rPr>
+            </w:pPr>
             <w:r>
               <w:rPr>
                 <w:b/>
@@ -7437,69 +8487,51 @@
             <w:hideMark/>
           </w:tcPr>
           <w:p>
+            <w:pPr>
+              <w:rPr>
+                <w:rFonts w:hint="eastAsia"/>
+              </w:rPr>
+            </w:pPr>
             <w:r>
               <w:t>1. 正确显示用户的订单历史</w:t>
             </w:r>
           </w:p>
           <w:p>
+            <w:pPr>
+              <w:rPr>
+                <w:rFonts w:hint="eastAsia"/>
+              </w:rPr>
+            </w:pPr>
             <w:r>
               <w:t>2. 订单状态、商品信息完整</w:t>
             </w:r>
           </w:p>
           <w:p>
+            <w:pPr>
+              <w:rPr>
+                <w:rFonts w:hint="eastAsia"/>
+              </w:rPr>
+            </w:pPr>
             <w:r>
               <w:t>3. 可查看订单详情</w:t>
             </w:r>
           </w:p>
         </w:tc>
       </w:tr>
-      <w:tr>
-        <w:tc>
-          <w:tcPr>
-            <w:tcW w:w="0" w:type="auto"/>
-            <w:shd w:val="clear" w:color="auto" w:fill="FFFFFF"/>
-            <w:tcMar>
-              <w:top w:w="180" w:type="dxa"/>
-              <w:left w:w="270" w:type="dxa"/>
-              <w:bottom w:w="180" w:type="dxa"/>
-              <w:right w:w="270" w:type="dxa"/>
-            </w:tcMar>
-            <w:vAlign w:val="center"/>
-            <w:hideMark/>
-          </w:tcPr>
-          <w:p>
-            <w:r>
-              <w:rPr>
-                <w:b/>
-                <w:bCs/>
-              </w:rPr>
-              <w:t>风险点</w:t>
-            </w:r>
-          </w:p>
-        </w:tc>
-        <w:tc>
-          <w:tcPr>
-            <w:tcW w:w="0" w:type="auto"/>
-            <w:shd w:val="clear" w:color="auto" w:fill="FFFFFF"/>
-            <w:tcMar>
-              <w:top w:w="180" w:type="dxa"/>
-              <w:left w:w="270" w:type="dxa"/>
-              <w:bottom w:w="180" w:type="dxa"/>
-              <w:right w:w="270" w:type="dxa"/>
-            </w:tcMar>
-            <w:vAlign w:val="center"/>
-            <w:hideMark/>
-          </w:tcPr>
-          <w:p>
-            <w:r>
-              <w:t>订单数据可能不完整或显示错误</w:t>
-            </w:r>
-          </w:p>
-        </w:tc>
-      </w:tr>
     </w:tbl>
-    <w:p/>
     <w:p>
+      <w:pPr>
+        <w:rPr>
+          <w:rFonts w:hint="eastAsia"/>
+        </w:rPr>
+      </w:pPr>
+    </w:p>
+    <w:p>
+      <w:pPr>
+        <w:rPr>
+          <w:rFonts w:hint="eastAsia"/>
+        </w:rPr>
+      </w:pPr>
       <w:r>
         <w:t>#### TC_CUSTOMER_005 - 订单筛选功能（正向测试）</w:t>
       </w:r>
@@ -7546,6 +8578,7 @@
           <w:p>
             <w:pPr>
               <w:rPr>
+                <w:rFonts w:hint="eastAsia"/>
                 <w:b/>
                 <w:bCs/>
               </w:rPr>
@@ -7576,6 +8609,7 @@
           <w:p>
             <w:pPr>
               <w:rPr>
+                <w:rFonts w:hint="eastAsia"/>
                 <w:b/>
                 <w:bCs/>
               </w:rPr>
@@ -7605,6 +8639,11 @@
             <w:hideMark/>
           </w:tcPr>
           <w:p>
+            <w:pPr>
+              <w:rPr>
+                <w:rFonts w:hint="eastAsia"/>
+              </w:rPr>
+            </w:pPr>
             <w:r>
               <w:rPr>
                 <w:b/>
@@ -7628,6 +8667,11 @@
             <w:hideMark/>
           </w:tcPr>
           <w:p>
+            <w:pPr>
+              <w:rPr>
+                <w:rFonts w:hint="eastAsia"/>
+              </w:rPr>
+            </w:pPr>
             <w:r>
               <w:t>验证用户是否能按条件筛选订单</w:t>
             </w:r>
@@ -7649,6 +8693,11 @@
             <w:hideMark/>
           </w:tcPr>
           <w:p>
+            <w:pPr>
+              <w:rPr>
+                <w:rFonts w:hint="eastAsia"/>
+              </w:rPr>
+            </w:pPr>
             <w:r>
               <w:rPr>
                 <w:b/>
@@ -7672,6 +8721,11 @@
             <w:hideMark/>
           </w:tcPr>
           <w:p>
+            <w:pPr>
+              <w:rPr>
+                <w:rFonts w:hint="eastAsia"/>
+              </w:rPr>
+            </w:pPr>
             <w:r>
               <w:t>前台商城</w:t>
             </w:r>
@@ -7693,6 +8747,11 @@
             <w:hideMark/>
           </w:tcPr>
           <w:p>
+            <w:pPr>
+              <w:rPr>
+                <w:rFonts w:hint="eastAsia"/>
+              </w:rPr>
+            </w:pPr>
             <w:r>
               <w:rPr>
                 <w:b/>
@@ -7716,11 +8775,21 @@
             <w:hideMark/>
           </w:tcPr>
           <w:p>
+            <w:pPr>
+              <w:rPr>
+                <w:rFonts w:hint="eastAsia"/>
+              </w:rPr>
+            </w:pPr>
             <w:r>
               <w:t>1. 用户已登录</w:t>
             </w:r>
           </w:p>
           <w:p>
+            <w:pPr>
+              <w:rPr>
+                <w:rFonts w:hint="eastAsia"/>
+              </w:rPr>
+            </w:pPr>
             <w:r>
               <w:t>2. 用户有多种状态的订单</w:t>
             </w:r>
@@ -7742,6 +8811,11 @@
             <w:hideMark/>
           </w:tcPr>
           <w:p>
+            <w:pPr>
+              <w:rPr>
+                <w:rFonts w:hint="eastAsia"/>
+              </w:rPr>
+            </w:pPr>
             <w:r>
               <w:rPr>
                 <w:b/>
@@ -7765,16 +8839,31 @@
             <w:hideMark/>
           </w:tcPr>
           <w:p>
+            <w:pPr>
+              <w:rPr>
+                <w:rFonts w:hint="eastAsia"/>
+              </w:rPr>
+            </w:pPr>
             <w:r>
               <w:t>1. 进入 “我的订单” 页面</w:t>
             </w:r>
           </w:p>
           <w:p>
+            <w:pPr>
+              <w:rPr>
+                <w:rFonts w:hint="eastAsia"/>
+              </w:rPr>
+            </w:pPr>
             <w:r>
               <w:t>2. 使用筛选条件（如订单状态）</w:t>
             </w:r>
           </w:p>
           <w:p>
+            <w:pPr>
+              <w:rPr>
+                <w:rFonts w:hint="eastAsia"/>
+              </w:rPr>
+            </w:pPr>
             <w:r>
               <w:t>3. 查看筛选结果</w:t>
             </w:r>
@@ -7796,6 +8885,11 @@
             <w:hideMark/>
           </w:tcPr>
           <w:p>
+            <w:pPr>
+              <w:rPr>
+                <w:rFonts w:hint="eastAsia"/>
+              </w:rPr>
+            </w:pPr>
             <w:r>
               <w:rPr>
                 <w:b/>
@@ -7819,69 +8913,51 @@
             <w:hideMark/>
           </w:tcPr>
           <w:p>
+            <w:pPr>
+              <w:rPr>
+                <w:rFonts w:hint="eastAsia"/>
+              </w:rPr>
+            </w:pPr>
             <w:r>
               <w:t>1. 正确显示符合筛选条件的订单</w:t>
             </w:r>
           </w:p>
           <w:p>
+            <w:pPr>
+              <w:rPr>
+                <w:rFonts w:hint="eastAsia"/>
+              </w:rPr>
+            </w:pPr>
             <w:r>
               <w:t>2. 筛选条件无效时给出提示</w:t>
             </w:r>
           </w:p>
         </w:tc>
       </w:tr>
-      <w:tr>
-        <w:tc>
-          <w:tcPr>
-            <w:tcW w:w="0" w:type="auto"/>
-            <w:shd w:val="clear" w:color="auto" w:fill="FFFFFF"/>
-            <w:tcMar>
-              <w:top w:w="180" w:type="dxa"/>
-              <w:left w:w="270" w:type="dxa"/>
-              <w:bottom w:w="180" w:type="dxa"/>
-              <w:right w:w="270" w:type="dxa"/>
-            </w:tcMar>
-            <w:vAlign w:val="center"/>
-            <w:hideMark/>
-          </w:tcPr>
-          <w:p>
-            <w:r>
-              <w:rPr>
-                <w:b/>
-                <w:bCs/>
-              </w:rPr>
-              <w:t>风险点</w:t>
-            </w:r>
-          </w:p>
-        </w:tc>
-        <w:tc>
-          <w:tcPr>
-            <w:tcW w:w="0" w:type="auto"/>
-            <w:shd w:val="clear" w:color="auto" w:fill="FFFFFF"/>
-            <w:tcMar>
-              <w:top w:w="180" w:type="dxa"/>
-              <w:left w:w="270" w:type="dxa"/>
-              <w:bottom w:w="180" w:type="dxa"/>
-              <w:right w:w="270" w:type="dxa"/>
-            </w:tcMar>
-            <w:vAlign w:val="center"/>
-            <w:hideMark/>
-          </w:tcPr>
-          <w:p>
-            <w:r>
-              <w:t>筛选逻辑可能不准确</w:t>
-            </w:r>
-          </w:p>
-        </w:tc>
-      </w:tr>
     </w:tbl>
-    <w:p/>
     <w:p>
+      <w:pPr>
+        <w:rPr>
+          <w:rFonts w:hint="eastAsia"/>
+        </w:rPr>
+      </w:pPr>
+    </w:p>
+    <w:p>
+      <w:pPr>
+        <w:rPr>
+          <w:rFonts w:hint="eastAsia"/>
+        </w:rPr>
+      </w:pPr>
       <w:r>
         <w:t>### 5.3 客户信息管理测试</w:t>
       </w:r>
     </w:p>
     <w:p>
+      <w:pPr>
+        <w:rPr>
+          <w:rFonts w:hint="eastAsia"/>
+        </w:rPr>
+      </w:pPr>
       <w:r>
         <w:t>#### TC_CUSTOMER_006 - 商家查看客户信息（正向测试）</w:t>
       </w:r>
@@ -7928,6 +9004,7 @@
           <w:p>
             <w:pPr>
               <w:rPr>
+                <w:rFonts w:hint="eastAsia"/>
                 <w:b/>
                 <w:bCs/>
               </w:rPr>
@@ -7957,6 +9034,7 @@
           <w:p>
             <w:pPr>
               <w:rPr>
+                <w:rFonts w:hint="eastAsia"/>
                 <w:b/>
                 <w:bCs/>
               </w:rPr>
@@ -7986,6 +9064,11 @@
             <w:hideMark/>
           </w:tcPr>
           <w:p>
+            <w:pPr>
+              <w:rPr>
+                <w:rFonts w:hint="eastAsia"/>
+              </w:rPr>
+            </w:pPr>
             <w:r>
               <w:rPr>
                 <w:b/>
@@ -8009,6 +9092,11 @@
             <w:hideMark/>
           </w:tcPr>
           <w:p>
+            <w:pPr>
+              <w:rPr>
+                <w:rFonts w:hint="eastAsia"/>
+              </w:rPr>
+            </w:pPr>
             <w:r>
               <w:t>验证商家是否能查看所有注册客户信息</w:t>
             </w:r>
@@ -8030,6 +9118,11 @@
             <w:hideMark/>
           </w:tcPr>
           <w:p>
+            <w:pPr>
+              <w:rPr>
+                <w:rFonts w:hint="eastAsia"/>
+              </w:rPr>
+            </w:pPr>
             <w:r>
               <w:rPr>
                 <w:b/>
@@ -8053,6 +9146,11 @@
             <w:hideMark/>
           </w:tcPr>
           <w:p>
+            <w:pPr>
+              <w:rPr>
+                <w:rFonts w:hint="eastAsia"/>
+              </w:rPr>
+            </w:pPr>
             <w:r>
               <w:t>管理后台</w:t>
             </w:r>
@@ -8074,6 +9172,11 @@
             <w:hideMark/>
           </w:tcPr>
           <w:p>
+            <w:pPr>
+              <w:rPr>
+                <w:rFonts w:hint="eastAsia"/>
+              </w:rPr>
+            </w:pPr>
             <w:r>
               <w:rPr>
                 <w:b/>
@@ -8097,11 +9200,21 @@
             <w:hideMark/>
           </w:tcPr>
           <w:p>
+            <w:pPr>
+              <w:rPr>
+                <w:rFonts w:hint="eastAsia"/>
+              </w:rPr>
+            </w:pPr>
             <w:r>
               <w:t>1. 管理员已登录系统</w:t>
             </w:r>
           </w:p>
           <w:p>
+            <w:pPr>
+              <w:rPr>
+                <w:rFonts w:hint="eastAsia"/>
+              </w:rPr>
+            </w:pPr>
             <w:r>
               <w:t>2. 系统中有注册用户</w:t>
             </w:r>
@@ -8123,6 +9236,11 @@
             <w:hideMark/>
           </w:tcPr>
           <w:p>
+            <w:pPr>
+              <w:rPr>
+                <w:rFonts w:hint="eastAsia"/>
+              </w:rPr>
+            </w:pPr>
             <w:r>
               <w:rPr>
                 <w:b/>
@@ -8146,16 +9264,31 @@
             <w:hideMark/>
           </w:tcPr>
           <w:p>
+            <w:pPr>
+              <w:rPr>
+                <w:rFonts w:hint="eastAsia"/>
+              </w:rPr>
+            </w:pPr>
             <w:r>
               <w:t>1. 进入用户管理页面</w:t>
             </w:r>
           </w:p>
           <w:p>
+            <w:pPr>
+              <w:rPr>
+                <w:rFonts w:hint="eastAsia"/>
+              </w:rPr>
+            </w:pPr>
             <w:r>
               <w:t>2. 查看客户列表</w:t>
             </w:r>
           </w:p>
           <w:p>
+            <w:pPr>
+              <w:rPr>
+                <w:rFonts w:hint="eastAsia"/>
+              </w:rPr>
+            </w:pPr>
             <w:r>
               <w:t>3. 查看单个客户详细信息</w:t>
             </w:r>
@@ -8177,6 +9310,11 @@
             <w:hideMark/>
           </w:tcPr>
           <w:p>
+            <w:pPr>
+              <w:rPr>
+                <w:rFonts w:hint="eastAsia"/>
+              </w:rPr>
+            </w:pPr>
             <w:r>
               <w:rPr>
                 <w:b/>
@@ -8200,64 +9338,41 @@
             <w:hideMark/>
           </w:tcPr>
           <w:p>
+            <w:pPr>
+              <w:rPr>
+                <w:rFonts w:hint="eastAsia"/>
+              </w:rPr>
+            </w:pPr>
             <w:r>
               <w:t>1. 正确显示所有注册客户列表</w:t>
             </w:r>
           </w:p>
           <w:p>
+            <w:pPr>
+              <w:rPr>
+                <w:rFonts w:hint="eastAsia"/>
+              </w:rPr>
+            </w:pPr>
             <w:r>
               <w:t>2. 客户详细信息完整准确</w:t>
             </w:r>
           </w:p>
         </w:tc>
       </w:tr>
-      <w:tr>
-        <w:tc>
-          <w:tcPr>
-            <w:tcW w:w="0" w:type="auto"/>
-            <w:shd w:val="clear" w:color="auto" w:fill="FFFFFF"/>
-            <w:tcMar>
-              <w:top w:w="180" w:type="dxa"/>
-              <w:left w:w="270" w:type="dxa"/>
-              <w:bottom w:w="180" w:type="dxa"/>
-              <w:right w:w="270" w:type="dxa"/>
-            </w:tcMar>
-            <w:vAlign w:val="center"/>
-            <w:hideMark/>
-          </w:tcPr>
-          <w:p>
-            <w:r>
-              <w:rPr>
-                <w:b/>
-                <w:bCs/>
-              </w:rPr>
-              <w:t>风险点</w:t>
-            </w:r>
-          </w:p>
-        </w:tc>
-        <w:tc>
-          <w:tcPr>
-            <w:tcW w:w="0" w:type="auto"/>
-            <w:shd w:val="clear" w:color="auto" w:fill="FFFFFF"/>
-            <w:tcMar>
-              <w:top w:w="180" w:type="dxa"/>
-              <w:left w:w="270" w:type="dxa"/>
-              <w:bottom w:w="180" w:type="dxa"/>
-              <w:right w:w="270" w:type="dxa"/>
-            </w:tcMar>
-            <w:vAlign w:val="center"/>
-            <w:hideMark/>
-          </w:tcPr>
-          <w:p>
-            <w:r>
-              <w:t>数据查询可能性能问题或权限控制不严</w:t>
-            </w:r>
-          </w:p>
-        </w:tc>
-      </w:tr>
     </w:tbl>
-    <w:p/>
     <w:p>
+      <w:pPr>
+        <w:rPr>
+          <w:rFonts w:hint="eastAsia"/>
+        </w:rPr>
+      </w:pPr>
+    </w:p>
+    <w:p>
+      <w:pPr>
+        <w:rPr>
+          <w:rFonts w:hint="eastAsia"/>
+        </w:rPr>
+      </w:pPr>
       <w:r>
         <w:t>#### TC_CUSTOMER_007 - 客户购买历史查询（正向测试）</w:t>
       </w:r>
@@ -8304,8 +9419,123 @@
           <w:p>
             <w:pPr>
               <w:rPr>
-                <w:b/>
-                <w:bCs/>
+                <w:rFonts w:hint="eastAsia"/>
+                <w:b/>
+                <w:bCs/>
+              </w:rPr>
+            </w:pPr>
+            <w:r>
+              <w:rPr>
+                <w:b/>
+                <w:bCs/>
+              </w:rPr>
+              <w:t>字段</w:t>
+            </w:r>
+          </w:p>
+        </w:tc>
+        <w:tc>
+          <w:tcPr>
+            <w:tcW w:w="0" w:type="auto"/>
+            <w:shd w:val="clear" w:color="auto" w:fill="F2F2F2"/>
+            <w:tcMar>
+              <w:top w:w="180" w:type="dxa"/>
+              <w:left w:w="270" w:type="dxa"/>
+              <w:bottom w:w="180" w:type="dxa"/>
+              <w:right w:w="270" w:type="dxa"/>
+            </w:tcMar>
+            <w:vAlign w:val="center"/>
+            <w:hideMark/>
+          </w:tcPr>
+          <w:p>
+            <w:pPr>
+              <w:rPr>
+                <w:rFonts w:hint="eastAsia"/>
+                <w:b/>
+                <w:bCs/>
+              </w:rPr>
+            </w:pPr>
+            <w:r>
+              <w:rPr>
+                <w:b/>
+                <w:bCs/>
+              </w:rPr>
+              <w:t>内容</w:t>
+            </w:r>
+          </w:p>
+        </w:tc>
+      </w:tr>
+      <w:tr>
+        <w:tc>
+          <w:tcPr>
+            <w:tcW w:w="0" w:type="auto"/>
+            <w:shd w:val="clear" w:color="auto" w:fill="FFFFFF"/>
+            <w:tcMar>
+              <w:top w:w="180" w:type="dxa"/>
+              <w:left w:w="270" w:type="dxa"/>
+              <w:bottom w:w="180" w:type="dxa"/>
+              <w:right w:w="270" w:type="dxa"/>
+            </w:tcMar>
+            <w:vAlign w:val="center"/>
+            <w:hideMark/>
+          </w:tcPr>
+          <w:p>
+            <w:pPr>
+              <w:rPr>
+                <w:rFonts w:hint="eastAsia"/>
+              </w:rPr>
+            </w:pPr>
+            <w:r>
+              <w:rPr>
+                <w:b/>
+                <w:bCs/>
+              </w:rPr>
+              <w:t>测试目的</w:t>
+            </w:r>
+          </w:p>
+        </w:tc>
+        <w:tc>
+          <w:tcPr>
+            <w:tcW w:w="0" w:type="auto"/>
+            <w:shd w:val="clear" w:color="auto" w:fill="FFFFFF"/>
+            <w:tcMar>
+              <w:top w:w="180" w:type="dxa"/>
+              <w:left w:w="270" w:type="dxa"/>
+              <w:bottom w:w="180" w:type="dxa"/>
+              <w:right w:w="270" w:type="dxa"/>
+            </w:tcMar>
+            <w:vAlign w:val="center"/>
+            <w:hideMark/>
+          </w:tcPr>
+          <w:p>
+            <w:pPr>
+              <w:rPr>
+                <w:rFonts w:hint="eastAsia"/>
+              </w:rPr>
+            </w:pPr>
+            <w:r>
+              <w:t>验证商家是否能查看客户的购买历史</w:t>
+            </w:r>
+          </w:p>
+        </w:tc>
+      </w:tr>
+      <w:tr>
+        <w:tc>
+          <w:tcPr>
+            <w:tcW w:w="0" w:type="auto"/>
+            <w:shd w:val="clear" w:color="auto" w:fill="FFFFFF"/>
+            <w:tcMar>
+              <w:top w:w="180" w:type="dxa"/>
+              <w:left w:w="270" w:type="dxa"/>
+              <w:bottom w:w="180" w:type="dxa"/>
+              <w:right w:w="270" w:type="dxa"/>
+            </w:tcMar>
+            <w:vAlign w:val="center"/>
+            <w:hideMark/>
+          </w:tcPr>
+          <w:p>
+            <w:pPr>
+              <w:rPr>
+                <w:rFonts w:hint="eastAsia"/>
               </w:rPr>
             </w:pPr>
             <w:r>
@@ -8314,104 +9544,6 @@
                 <w:bCs/>
               </w:rPr>
               <w:lastRenderedPageBreak/>
-              <w:t>字段</w:t>
-            </w:r>
-          </w:p>
-        </w:tc>
-        <w:tc>
-          <w:tcPr>
-            <w:tcW w:w="0" w:type="auto"/>
-            <w:shd w:val="clear" w:color="auto" w:fill="F2F2F2"/>
-            <w:tcMar>
-              <w:top w:w="180" w:type="dxa"/>
-              <w:left w:w="270" w:type="dxa"/>
-              <w:bottom w:w="180" w:type="dxa"/>
-              <w:right w:w="270" w:type="dxa"/>
-            </w:tcMar>
-            <w:vAlign w:val="center"/>
-            <w:hideMark/>
-          </w:tcPr>
-          <w:p>
-            <w:pPr>
-              <w:rPr>
-                <w:b/>
-                <w:bCs/>
-              </w:rPr>
-            </w:pPr>
-            <w:r>
-              <w:rPr>
-                <w:b/>
-                <w:bCs/>
-              </w:rPr>
-              <w:t>内容</w:t>
-            </w:r>
-          </w:p>
-        </w:tc>
-      </w:tr>
-      <w:tr>
-        <w:tc>
-          <w:tcPr>
-            <w:tcW w:w="0" w:type="auto"/>
-            <w:shd w:val="clear" w:color="auto" w:fill="FFFFFF"/>
-            <w:tcMar>
-              <w:top w:w="180" w:type="dxa"/>
-              <w:left w:w="270" w:type="dxa"/>
-              <w:bottom w:w="180" w:type="dxa"/>
-              <w:right w:w="270" w:type="dxa"/>
-            </w:tcMar>
-            <w:vAlign w:val="center"/>
-            <w:hideMark/>
-          </w:tcPr>
-          <w:p>
-            <w:r>
-              <w:rPr>
-                <w:b/>
-                <w:bCs/>
-              </w:rPr>
-              <w:t>测试目的</w:t>
-            </w:r>
-          </w:p>
-        </w:tc>
-        <w:tc>
-          <w:tcPr>
-            <w:tcW w:w="0" w:type="auto"/>
-            <w:shd w:val="clear" w:color="auto" w:fill="FFFFFF"/>
-            <w:tcMar>
-              <w:top w:w="180" w:type="dxa"/>
-              <w:left w:w="270" w:type="dxa"/>
-              <w:bottom w:w="180" w:type="dxa"/>
-              <w:right w:w="270" w:type="dxa"/>
-            </w:tcMar>
-            <w:vAlign w:val="center"/>
-            <w:hideMark/>
-          </w:tcPr>
-          <w:p>
-            <w:r>
-              <w:t>验证商家是否能查看客户的购买历史</w:t>
-            </w:r>
-          </w:p>
-        </w:tc>
-      </w:tr>
-      <w:tr>
-        <w:tc>
-          <w:tcPr>
-            <w:tcW w:w="0" w:type="auto"/>
-            <w:shd w:val="clear" w:color="auto" w:fill="FFFFFF"/>
-            <w:tcMar>
-              <w:top w:w="180" w:type="dxa"/>
-              <w:left w:w="270" w:type="dxa"/>
-              <w:bottom w:w="180" w:type="dxa"/>
-              <w:right w:w="270" w:type="dxa"/>
-            </w:tcMar>
-            <w:vAlign w:val="center"/>
-            <w:hideMark/>
-          </w:tcPr>
-          <w:p>
-            <w:r>
-              <w:rPr>
-                <w:b/>
-                <w:bCs/>
-              </w:rPr>
               <w:t>测试环境</w:t>
             </w:r>
           </w:p>
@@ -8430,6 +9562,11 @@
             <w:hideMark/>
           </w:tcPr>
           <w:p>
+            <w:pPr>
+              <w:rPr>
+                <w:rFonts w:hint="eastAsia"/>
+              </w:rPr>
+            </w:pPr>
             <w:r>
               <w:t>管理后台</w:t>
             </w:r>
@@ -8451,6 +9588,11 @@
             <w:hideMark/>
           </w:tcPr>
           <w:p>
+            <w:pPr>
+              <w:rPr>
+                <w:rFonts w:hint="eastAsia"/>
+              </w:rPr>
+            </w:pPr>
             <w:r>
               <w:rPr>
                 <w:b/>
@@ -8474,11 +9616,21 @@
             <w:hideMark/>
           </w:tcPr>
           <w:p>
+            <w:pPr>
+              <w:rPr>
+                <w:rFonts w:hint="eastAsia"/>
+              </w:rPr>
+            </w:pPr>
             <w:r>
               <w:t>1. 管理员已登录系统</w:t>
             </w:r>
           </w:p>
           <w:p>
+            <w:pPr>
+              <w:rPr>
+                <w:rFonts w:hint="eastAsia"/>
+              </w:rPr>
+            </w:pPr>
             <w:r>
               <w:t>2. 系统中有客户及其订单数据</w:t>
             </w:r>
@@ -8500,6 +9652,11 @@
             <w:hideMark/>
           </w:tcPr>
           <w:p>
+            <w:pPr>
+              <w:rPr>
+                <w:rFonts w:hint="eastAsia"/>
+              </w:rPr>
+            </w:pPr>
             <w:r>
               <w:rPr>
                 <w:b/>
@@ -8523,16 +9680,31 @@
             <w:hideMark/>
           </w:tcPr>
           <w:p>
+            <w:pPr>
+              <w:rPr>
+                <w:rFonts w:hint="eastAsia"/>
+              </w:rPr>
+            </w:pPr>
             <w:r>
               <w:t>1. 进入用户管理页面</w:t>
             </w:r>
           </w:p>
           <w:p>
+            <w:pPr>
+              <w:rPr>
+                <w:rFonts w:hint="eastAsia"/>
+              </w:rPr>
+            </w:pPr>
             <w:r>
               <w:t>2. 选择某个客户</w:t>
             </w:r>
           </w:p>
           <w:p>
+            <w:pPr>
+              <w:rPr>
+                <w:rFonts w:hint="eastAsia"/>
+              </w:rPr>
+            </w:pPr>
             <w:r>
               <w:t>3. 查看该客户的购买历史</w:t>
             </w:r>
@@ -8554,6 +9726,11 @@
             <w:hideMark/>
           </w:tcPr>
           <w:p>
+            <w:pPr>
+              <w:rPr>
+                <w:rFonts w:hint="eastAsia"/>
+              </w:rPr>
+            </w:pPr>
             <w:r>
               <w:rPr>
                 <w:b/>
@@ -8577,444 +9754,51 @@
             <w:hideMark/>
           </w:tcPr>
           <w:p>
+            <w:pPr>
+              <w:rPr>
+                <w:rFonts w:hint="eastAsia"/>
+              </w:rPr>
+            </w:pPr>
             <w:r>
               <w:t>1. 正确显示客户的订单历史</w:t>
             </w:r>
           </w:p>
           <w:p>
+            <w:pPr>
+              <w:rPr>
+                <w:rFonts w:hint="eastAsia"/>
+              </w:rPr>
+            </w:pPr>
             <w:r>
               <w:t>2. 订单信息完整准确</w:t>
             </w:r>
           </w:p>
           <w:p>
+            <w:pPr>
+              <w:rPr>
+                <w:rFonts w:hint="eastAsia"/>
+              </w:rPr>
+            </w:pPr>
             <w:r>
               <w:t>3. 可按条件筛选订单</w:t>
             </w:r>
           </w:p>
         </w:tc>
       </w:tr>
-      <w:tr>
-        <w:tc>
-          <w:tcPr>
-            <w:tcW w:w="0" w:type="auto"/>
-            <w:shd w:val="clear" w:color="auto" w:fill="FFFFFF"/>
-            <w:tcMar>
-              <w:top w:w="180" w:type="dxa"/>
-              <w:left w:w="270" w:type="dxa"/>
-              <w:bottom w:w="180" w:type="dxa"/>
-              <w:right w:w="270" w:type="dxa"/>
-            </w:tcMar>
-            <w:vAlign w:val="center"/>
-            <w:hideMark/>
-          </w:tcPr>
-          <w:p>
-            <w:r>
-              <w:rPr>
-                <w:b/>
-                <w:bCs/>
-              </w:rPr>
-              <w:t>风险点</w:t>
-            </w:r>
-          </w:p>
-        </w:tc>
-        <w:tc>
-          <w:tcPr>
-            <w:tcW w:w="0" w:type="auto"/>
-            <w:shd w:val="clear" w:color="auto" w:fill="FFFFFF"/>
-            <w:tcMar>
-              <w:top w:w="180" w:type="dxa"/>
-              <w:left w:w="270" w:type="dxa"/>
-              <w:bottom w:w="180" w:type="dxa"/>
-              <w:right w:w="270" w:type="dxa"/>
-            </w:tcMar>
-            <w:vAlign w:val="center"/>
-            <w:hideMark/>
-          </w:tcPr>
-          <w:p>
-            <w:r>
-              <w:t>订单数据关联可能有问题</w:t>
-            </w:r>
-          </w:p>
-        </w:tc>
-      </w:tr>
-      <w:tr>
-        <w:tc>
-          <w:tcPr>
-            <w:tcW w:w="0" w:type="auto"/>
-            <w:shd w:val="clear" w:color="auto" w:fill="FFFFFF"/>
-            <w:tcMar>
-              <w:top w:w="180" w:type="dxa"/>
-              <w:left w:w="270" w:type="dxa"/>
-              <w:bottom w:w="180" w:type="dxa"/>
-              <w:right w:w="270" w:type="dxa"/>
-            </w:tcMar>
-            <w:vAlign w:val="center"/>
-            <w:hideMark/>
-          </w:tcPr>
-          <w:p>
-            <w:pPr>
-              <w:rPr>
-                <w:b/>
-                <w:bCs/>
-              </w:rPr>
-            </w:pPr>
-            <w:r>
-              <w:rPr>
-                <w:b/>
-                <w:bCs/>
-              </w:rPr>
-              <w:t>字段</w:t>
-            </w:r>
-          </w:p>
-        </w:tc>
-        <w:tc>
-          <w:tcPr>
-            <w:tcW w:w="0" w:type="auto"/>
-            <w:shd w:val="clear" w:color="auto" w:fill="FFFFFF"/>
-            <w:tcMar>
-              <w:top w:w="180" w:type="dxa"/>
-              <w:left w:w="270" w:type="dxa"/>
-              <w:bottom w:w="180" w:type="dxa"/>
-              <w:right w:w="270" w:type="dxa"/>
-            </w:tcMar>
-            <w:vAlign w:val="center"/>
-            <w:hideMark/>
-          </w:tcPr>
-          <w:p>
-            <w:r>
-              <w:t>内容</w:t>
-            </w:r>
-          </w:p>
-        </w:tc>
-      </w:tr>
-      <w:tr>
-        <w:tc>
-          <w:tcPr>
-            <w:tcW w:w="0" w:type="auto"/>
-            <w:shd w:val="clear" w:color="auto" w:fill="FFFFFF"/>
-            <w:tcMar>
-              <w:top w:w="180" w:type="dxa"/>
-              <w:left w:w="270" w:type="dxa"/>
-              <w:bottom w:w="180" w:type="dxa"/>
-              <w:right w:w="270" w:type="dxa"/>
-            </w:tcMar>
-            <w:vAlign w:val="center"/>
-            <w:hideMark/>
-          </w:tcPr>
-          <w:p>
-            <w:pPr>
-              <w:rPr>
-                <w:b/>
-                <w:bCs/>
-              </w:rPr>
-            </w:pPr>
-            <w:r>
-              <w:rPr>
-                <w:b/>
-                <w:bCs/>
-              </w:rPr>
-              <w:t>测试目的</w:t>
-            </w:r>
-          </w:p>
-        </w:tc>
-        <w:tc>
-          <w:tcPr>
-            <w:tcW w:w="0" w:type="auto"/>
-            <w:shd w:val="clear" w:color="auto" w:fill="FFFFFF"/>
-            <w:tcMar>
-              <w:top w:w="180" w:type="dxa"/>
-              <w:left w:w="270" w:type="dxa"/>
-              <w:bottom w:w="180" w:type="dxa"/>
-              <w:right w:w="270" w:type="dxa"/>
-            </w:tcMar>
-            <w:vAlign w:val="center"/>
-            <w:hideMark/>
-          </w:tcPr>
-          <w:p>
-            <w:r>
-              <w:t>验证商家是否能查看客户的购买历史</w:t>
-            </w:r>
-          </w:p>
-        </w:tc>
-      </w:tr>
-      <w:tr>
-        <w:tc>
-          <w:tcPr>
-            <w:tcW w:w="0" w:type="auto"/>
-            <w:shd w:val="clear" w:color="auto" w:fill="FFFFFF"/>
-            <w:tcMar>
-              <w:top w:w="180" w:type="dxa"/>
-              <w:left w:w="270" w:type="dxa"/>
-              <w:bottom w:w="180" w:type="dxa"/>
-              <w:right w:w="270" w:type="dxa"/>
-            </w:tcMar>
-            <w:vAlign w:val="center"/>
-            <w:hideMark/>
-          </w:tcPr>
-          <w:p>
-            <w:pPr>
-              <w:rPr>
-                <w:b/>
-                <w:bCs/>
-              </w:rPr>
-            </w:pPr>
-            <w:r>
-              <w:rPr>
-                <w:b/>
-                <w:bCs/>
-              </w:rPr>
-              <w:t>测试环境</w:t>
-            </w:r>
-          </w:p>
-        </w:tc>
-        <w:tc>
-          <w:tcPr>
-            <w:tcW w:w="0" w:type="auto"/>
-            <w:shd w:val="clear" w:color="auto" w:fill="FFFFFF"/>
-            <w:tcMar>
-              <w:top w:w="180" w:type="dxa"/>
-              <w:left w:w="270" w:type="dxa"/>
-              <w:bottom w:w="180" w:type="dxa"/>
-              <w:right w:w="270" w:type="dxa"/>
-            </w:tcMar>
-            <w:vAlign w:val="center"/>
-            <w:hideMark/>
-          </w:tcPr>
-          <w:p>
-            <w:r>
-              <w:t>管理后台</w:t>
-            </w:r>
-          </w:p>
-        </w:tc>
-      </w:tr>
-      <w:tr>
-        <w:tc>
-          <w:tcPr>
-            <w:tcW w:w="0" w:type="auto"/>
-            <w:shd w:val="clear" w:color="auto" w:fill="FFFFFF"/>
-            <w:tcMar>
-              <w:top w:w="180" w:type="dxa"/>
-              <w:left w:w="270" w:type="dxa"/>
-              <w:bottom w:w="180" w:type="dxa"/>
-              <w:right w:w="270" w:type="dxa"/>
-            </w:tcMar>
-            <w:vAlign w:val="center"/>
-            <w:hideMark/>
-          </w:tcPr>
-          <w:p>
-            <w:pPr>
-              <w:rPr>
-                <w:b/>
-                <w:bCs/>
-              </w:rPr>
-            </w:pPr>
-            <w:r>
-              <w:rPr>
-                <w:b/>
-                <w:bCs/>
-              </w:rPr>
-              <w:t>前置条件</w:t>
-            </w:r>
-          </w:p>
-        </w:tc>
-        <w:tc>
-          <w:tcPr>
-            <w:tcW w:w="0" w:type="auto"/>
-            <w:shd w:val="clear" w:color="auto" w:fill="FFFFFF"/>
-            <w:tcMar>
-              <w:top w:w="180" w:type="dxa"/>
-              <w:left w:w="270" w:type="dxa"/>
-              <w:bottom w:w="180" w:type="dxa"/>
-              <w:right w:w="270" w:type="dxa"/>
-            </w:tcMar>
-            <w:vAlign w:val="center"/>
-            <w:hideMark/>
-          </w:tcPr>
-          <w:p>
-            <w:r>
-              <w:t>1. 管理员已登录系统</w:t>
-            </w:r>
-          </w:p>
-          <w:p>
-            <w:r>
-              <w:t>2. 系统中有客户及其订单数据</w:t>
-            </w:r>
-          </w:p>
-        </w:tc>
-      </w:tr>
-      <w:tr>
-        <w:tc>
-          <w:tcPr>
-            <w:tcW w:w="0" w:type="auto"/>
-            <w:shd w:val="clear" w:color="auto" w:fill="FFFFFF"/>
-            <w:tcMar>
-              <w:top w:w="180" w:type="dxa"/>
-              <w:left w:w="270" w:type="dxa"/>
-              <w:bottom w:w="180" w:type="dxa"/>
-              <w:right w:w="270" w:type="dxa"/>
-            </w:tcMar>
-            <w:vAlign w:val="center"/>
-            <w:hideMark/>
-          </w:tcPr>
-          <w:p>
-            <w:pPr>
-              <w:rPr>
-                <w:b/>
-                <w:bCs/>
-              </w:rPr>
-            </w:pPr>
-            <w:r>
-              <w:rPr>
-                <w:b/>
-                <w:bCs/>
-              </w:rPr>
-              <w:t>测试步骤</w:t>
-            </w:r>
-          </w:p>
-        </w:tc>
-        <w:tc>
-          <w:tcPr>
-            <w:tcW w:w="0" w:type="auto"/>
-            <w:shd w:val="clear" w:color="auto" w:fill="FFFFFF"/>
-            <w:tcMar>
-              <w:top w:w="180" w:type="dxa"/>
-              <w:left w:w="270" w:type="dxa"/>
-              <w:bottom w:w="180" w:type="dxa"/>
-              <w:right w:w="270" w:type="dxa"/>
-            </w:tcMar>
-            <w:vAlign w:val="center"/>
-            <w:hideMark/>
-          </w:tcPr>
-          <w:p>
-            <w:r>
-              <w:t>1. 进入用户管理页面</w:t>
-            </w:r>
-          </w:p>
-          <w:p>
-            <w:r>
-              <w:t>2. 选择某个客户</w:t>
-            </w:r>
-          </w:p>
-          <w:p>
-            <w:r>
-              <w:t>3. 查看该客户的购买历史</w:t>
-            </w:r>
-          </w:p>
-        </w:tc>
-      </w:tr>
-      <w:tr>
-        <w:tc>
-          <w:tcPr>
-            <w:tcW w:w="0" w:type="auto"/>
-            <w:shd w:val="clear" w:color="auto" w:fill="FFFFFF"/>
-            <w:tcMar>
-              <w:top w:w="180" w:type="dxa"/>
-              <w:left w:w="270" w:type="dxa"/>
-              <w:bottom w:w="180" w:type="dxa"/>
-              <w:right w:w="270" w:type="dxa"/>
-            </w:tcMar>
-            <w:vAlign w:val="center"/>
-            <w:hideMark/>
-          </w:tcPr>
-          <w:p>
-            <w:pPr>
-              <w:rPr>
-                <w:b/>
-                <w:bCs/>
-              </w:rPr>
-            </w:pPr>
-            <w:r>
-              <w:rPr>
-                <w:b/>
-                <w:bCs/>
-              </w:rPr>
-              <w:t>预期结果</w:t>
-            </w:r>
-          </w:p>
-        </w:tc>
-        <w:tc>
-          <w:tcPr>
-            <w:tcW w:w="0" w:type="auto"/>
-            <w:shd w:val="clear" w:color="auto" w:fill="FFFFFF"/>
-            <w:tcMar>
-              <w:top w:w="180" w:type="dxa"/>
-              <w:left w:w="270" w:type="dxa"/>
-              <w:bottom w:w="180" w:type="dxa"/>
-              <w:right w:w="270" w:type="dxa"/>
-            </w:tcMar>
-            <w:vAlign w:val="center"/>
-            <w:hideMark/>
-          </w:tcPr>
-          <w:p>
-            <w:r>
-              <w:t>1. 正确显示客户的订单历史</w:t>
-            </w:r>
-          </w:p>
-          <w:p>
-            <w:r>
-              <w:t>2. 订单信息完整准确</w:t>
-            </w:r>
-          </w:p>
-          <w:p>
-            <w:r>
-              <w:t>3. 可按条件筛选订单</w:t>
-            </w:r>
-          </w:p>
-        </w:tc>
-      </w:tr>
-      <w:tr>
-        <w:tc>
-          <w:tcPr>
-            <w:tcW w:w="0" w:type="auto"/>
-            <w:shd w:val="clear" w:color="auto" w:fill="FFFFFF"/>
-            <w:tcMar>
-              <w:top w:w="180" w:type="dxa"/>
-              <w:left w:w="270" w:type="dxa"/>
-              <w:bottom w:w="180" w:type="dxa"/>
-              <w:right w:w="270" w:type="dxa"/>
-            </w:tcMar>
-            <w:vAlign w:val="center"/>
-            <w:hideMark/>
-          </w:tcPr>
-          <w:p>
-            <w:pPr>
-              <w:rPr>
-                <w:b/>
-                <w:bCs/>
-              </w:rPr>
-            </w:pPr>
-            <w:r>
-              <w:rPr>
-                <w:b/>
-                <w:bCs/>
-              </w:rPr>
-              <w:t>风险点</w:t>
-            </w:r>
-          </w:p>
-        </w:tc>
-        <w:tc>
-          <w:tcPr>
-            <w:tcW w:w="0" w:type="auto"/>
-            <w:shd w:val="clear" w:color="auto" w:fill="FFFFFF"/>
-            <w:tcMar>
-              <w:top w:w="180" w:type="dxa"/>
-              <w:left w:w="270" w:type="dxa"/>
-              <w:bottom w:w="180" w:type="dxa"/>
-              <w:right w:w="270" w:type="dxa"/>
-            </w:tcMar>
-            <w:vAlign w:val="center"/>
-            <w:hideMark/>
-          </w:tcPr>
-          <w:p>
-            <w:r>
-              <w:t>订单数据关联可能有问题</w:t>
-            </w:r>
-          </w:p>
-        </w:tc>
-      </w:tr>
     </w:tbl>
-    <w:p/>
     <w:p>
+      <w:pPr>
+        <w:rPr>
+          <w:rFonts w:hint="eastAsia"/>
+        </w:rPr>
+      </w:pPr>
+    </w:p>
+    <w:p>
+      <w:pPr>
+        <w:rPr>
+          <w:rFonts w:hint="eastAsia"/>
+        </w:rPr>
+      </w:pPr>
       <w:r>
         <w:t>#### TC_CUSTOMER_008 - 客户搜索功能（正向测试）</w:t>
       </w:r>
@@ -9061,16 +9845,16 @@
           <w:p>
             <w:pPr>
               <w:rPr>
-                <w:b/>
-                <w:bCs/>
-              </w:rPr>
-            </w:pPr>
-            <w:r>
-              <w:rPr>
-                <w:b/>
-                <w:bCs/>
-              </w:rPr>
-              <w:lastRenderedPageBreak/>
+                <w:rFonts w:hint="eastAsia"/>
+                <w:b/>
+                <w:bCs/>
+              </w:rPr>
+            </w:pPr>
+            <w:r>
+              <w:rPr>
+                <w:b/>
+                <w:bCs/>
+              </w:rPr>
               <w:t>字段</w:t>
             </w:r>
           </w:p>
@@ -9091,6 +9875,7 @@
           <w:p>
             <w:pPr>
               <w:rPr>
+                <w:rFonts w:hint="eastAsia"/>
                 <w:b/>
                 <w:bCs/>
               </w:rPr>
@@ -9120,6 +9905,11 @@
             <w:hideMark/>
           </w:tcPr>
           <w:p>
+            <w:pPr>
+              <w:rPr>
+                <w:rFonts w:hint="eastAsia"/>
+              </w:rPr>
+            </w:pPr>
             <w:r>
               <w:rPr>
                 <w:b/>
@@ -9143,6 +9933,11 @@
             <w:hideMark/>
           </w:tcPr>
           <w:p>
+            <w:pPr>
+              <w:rPr>
+                <w:rFonts w:hint="eastAsia"/>
+              </w:rPr>
+            </w:pPr>
             <w:r>
               <w:t>验证商家是否能通过关键词搜索客户</w:t>
             </w:r>
@@ -9164,6 +9959,11 @@
             <w:hideMark/>
           </w:tcPr>
           <w:p>
+            <w:pPr>
+              <w:rPr>
+                <w:rFonts w:hint="eastAsia"/>
+              </w:rPr>
+            </w:pPr>
             <w:r>
               <w:rPr>
                 <w:b/>
@@ -9187,6 +9987,11 @@
             <w:hideMark/>
           </w:tcPr>
           <w:p>
+            <w:pPr>
+              <w:rPr>
+                <w:rFonts w:hint="eastAsia"/>
+              </w:rPr>
+            </w:pPr>
             <w:r>
               <w:t>管理后台</w:t>
             </w:r>
@@ -9208,6 +10013,11 @@
             <w:hideMark/>
           </w:tcPr>
           <w:p>
+            <w:pPr>
+              <w:rPr>
+                <w:rFonts w:hint="eastAsia"/>
+              </w:rPr>
+            </w:pPr>
             <w:r>
               <w:rPr>
                 <w:b/>
@@ -9231,11 +10041,21 @@
             <w:hideMark/>
           </w:tcPr>
           <w:p>
+            <w:pPr>
+              <w:rPr>
+                <w:rFonts w:hint="eastAsia"/>
+              </w:rPr>
+            </w:pPr>
             <w:r>
               <w:t>1. 管理员已登录系统</w:t>
             </w:r>
           </w:p>
           <w:p>
+            <w:pPr>
+              <w:rPr>
+                <w:rFonts w:hint="eastAsia"/>
+              </w:rPr>
+            </w:pPr>
             <w:r>
               <w:t>2. 系统中有多个注册客户</w:t>
             </w:r>
@@ -9257,6 +10077,11 @@
             <w:hideMark/>
           </w:tcPr>
           <w:p>
+            <w:pPr>
+              <w:rPr>
+                <w:rFonts w:hint="eastAsia"/>
+              </w:rPr>
+            </w:pPr>
             <w:r>
               <w:rPr>
                 <w:b/>
@@ -9280,16 +10105,31 @@
             <w:hideMark/>
           </w:tcPr>
           <w:p>
+            <w:pPr>
+              <w:rPr>
+                <w:rFonts w:hint="eastAsia"/>
+              </w:rPr>
+            </w:pPr>
             <w:r>
               <w:t>1. 进入用户管理页面</w:t>
             </w:r>
           </w:p>
           <w:p>
+            <w:pPr>
+              <w:rPr>
+                <w:rFonts w:hint="eastAsia"/>
+              </w:rPr>
+            </w:pPr>
             <w:r>
               <w:t>2. 使用搜索功能，输入不同类型的关键词（用户名、电话等）</w:t>
             </w:r>
           </w:p>
           <w:p>
+            <w:pPr>
+              <w:rPr>
+                <w:rFonts w:hint="eastAsia"/>
+              </w:rPr>
+            </w:pPr>
             <w:r>
               <w:t>3. 查看搜索结果</w:t>
             </w:r>
@@ -9311,6 +10151,11 @@
             <w:hideMark/>
           </w:tcPr>
           <w:p>
+            <w:pPr>
+              <w:rPr>
+                <w:rFonts w:hint="eastAsia"/>
+              </w:rPr>
+            </w:pPr>
             <w:r>
               <w:rPr>
                 <w:b/>
@@ -9334,57 +10179,23 @@
             <w:hideMark/>
           </w:tcPr>
           <w:p>
+            <w:pPr>
+              <w:rPr>
+                <w:rFonts w:hint="eastAsia"/>
+              </w:rPr>
+            </w:pPr>
             <w:r>
               <w:t>1. 正确显示符合条件的客户列表</w:t>
             </w:r>
           </w:p>
           <w:p>
+            <w:pPr>
+              <w:rPr>
+                <w:rFonts w:hint="eastAsia"/>
+              </w:rPr>
+            </w:pPr>
             <w:r>
               <w:t>2. 搜索结果与搜索条件一致</w:t>
-            </w:r>
-          </w:p>
-        </w:tc>
-      </w:tr>
-      <w:tr>
-        <w:tc>
-          <w:tcPr>
-            <w:tcW w:w="0" w:type="auto"/>
-            <w:shd w:val="clear" w:color="auto" w:fill="FFFFFF"/>
-            <w:tcMar>
-              <w:top w:w="180" w:type="dxa"/>
-              <w:left w:w="270" w:type="dxa"/>
-              <w:bottom w:w="180" w:type="dxa"/>
-              <w:right w:w="270" w:type="dxa"/>
-            </w:tcMar>
-            <w:vAlign w:val="center"/>
-            <w:hideMark/>
-          </w:tcPr>
-          <w:p>
-            <w:r>
-              <w:rPr>
-                <w:b/>
-                <w:bCs/>
-              </w:rPr>
-              <w:t>风险点</w:t>
-            </w:r>
-          </w:p>
-        </w:tc>
-        <w:tc>
-          <w:tcPr>
-            <w:tcW w:w="0" w:type="auto"/>
-            <w:shd w:val="clear" w:color="auto" w:fill="FFFFFF"/>
-            <w:tcMar>
-              <w:top w:w="180" w:type="dxa"/>
-              <w:left w:w="270" w:type="dxa"/>
-              <w:bottom w:w="180" w:type="dxa"/>
-              <w:right w:w="270" w:type="dxa"/>
-            </w:tcMar>
-            <w:vAlign w:val="center"/>
-            <w:hideMark/>
-          </w:tcPr>
-          <w:p>
-            <w:r>
-              <w:t>搜索功能可能不准确</w:t>
             </w:r>
           </w:p>
         </w:tc>
@@ -10009,6 +10820,7 @@
   <w:style w:type="character" w:default="1" w:styleId="a0">
     <w:name w:val="Default Paragraph Font"/>
     <w:uiPriority w:val="1"/>
+    <w:semiHidden/>
     <w:unhideWhenUsed/>
   </w:style>
   <w:style w:type="table" w:default="1" w:styleId="a1">
